--- a/public/dave-keller-resume.docx
+++ b/public/dave-keller-resume.docx
@@ -140,7 +140,7 @@
               </w:rPr>
               <w:t xml:space="preserve">512.595.6213  |  </w:t>
             </w:r>
-            <w:hyperlink w:history="1" r:id="rIdjn8cnldbfpagxdjj88bku">
+            <w:hyperlink w:history="1" r:id="rIdpd-agd_5nbbpipepreru8">
               <w:r>
                 <w:rPr>
                   <w:rFonts w:ascii="Arial" w:cs="Arial" w:eastAsia="Arial" w:hAnsi="Arial"/>
@@ -158,7 +158,7 @@
               <w:br/>
               <w:t xml:space="preserve"/>
             </w:r>
-            <w:hyperlink w:history="1" r:id="rIdv5d6xjtni77f746bcprah">
+            <w:hyperlink w:history="1" r:id="rIdwq3vjyyka7h9632t2j1a-">
               <w:r>
                 <w:rPr>
                   <w:rFonts w:ascii="Arial" w:cs="Arial" w:eastAsia="Arial" w:hAnsi="Arial"/>
@@ -176,7 +176,7 @@
               <w:br/>
               <w:t xml:space="preserve"/>
             </w:r>
-            <w:hyperlink w:history="1" r:id="rIdbapoweodrz2twpcac6ln6">
+            <w:hyperlink w:history="1" r:id="rId7tevn5xuk5et-0r3huhzm">
               <w:r>
                 <w:rPr>
                   <w:rFonts w:ascii="Arial" w:cs="Arial" w:eastAsia="Arial" w:hAnsi="Arial"/>
@@ -375,6 +375,37 @@
           <w:rFonts w:ascii="Arial" w:cs="Arial" w:eastAsia="Arial" w:hAnsi="Arial"/>
         </w:rPr>
         <w:t xml:space="preserve">Fluent in GitHub — push/pull, branches, and PRs; Linear, Trello and Notion for sprint planning and docs</w:t>
+      </w:r>
+    </w:p>
+    <w:p>
+      <w:pPr>
+        <w:pBdr>
+          <w:bottom w:val="single" w:color="DDDDDD" w:sz="4" w:space="4"/>
+        </w:pBdr>
+        <w:spacing w:after="120" w:before="320" w:line="260" w:lineRule="atLeast"/>
+      </w:pPr>
+      <w:r>
+        <w:rPr>
+          <w:rFonts w:ascii="Arial" w:cs="Arial" w:eastAsia="Arial" w:hAnsi="Arial"/>
+          <w:b/>
+          <w:bCs/>
+          <w:color w:val="999999"/>
+          <w:spacing w:val="36"/>
+          <w:sz w:val="18"/>
+          <w:szCs w:val="18"/>
+        </w:rPr>
+        <w:t xml:space="preserve">TOOLS &amp; TECHNOLOGIES</w:t>
+      </w:r>
+    </w:p>
+    <w:p>
+      <w:pPr>
+        <w:spacing w:line="260" w:lineRule="atLeast"/>
+      </w:pPr>
+      <w:r>
+        <w:rPr>
+          <w:rFonts w:ascii="Arial" w:cs="Arial" w:eastAsia="Arial" w:hAnsi="Arial"/>
+        </w:rPr>
+        <w:t xml:space="preserve">React · Next.js · TypeScript · JavaScript · HTML · CSS · Tailwind CSS · Elixir · Three.js / React Three Fiber · Framer Motion · Figma · design systems · component libraries · prototyping · wireframing · responsive design · interaction design · motion design · front-end development · UI/UX design · product design · Git · GitHub · Claude Code · Cursor · Linear · Notion · iOS · Android · Agile · Shape Up · design sprints</w:t>
       </w:r>
     </w:p>
     <w:p>

--- a/public/dave-keller-resume.docx
+++ b/public/dave-keller-resume.docx
@@ -140,7 +140,7 @@
               </w:rPr>
               <w:t xml:space="preserve">512.595.6213  |  </w:t>
             </w:r>
-            <w:hyperlink w:history="1" r:id="rIdpd-agd_5nbbpipepreru8">
+            <w:hyperlink w:history="1" r:id="rId5f6lkmu8pgzodx7gtonx3">
               <w:r>
                 <w:rPr>
                   <w:rFonts w:ascii="Arial" w:cs="Arial" w:eastAsia="Arial" w:hAnsi="Arial"/>
@@ -158,7 +158,7 @@
               <w:br/>
               <w:t xml:space="preserve"/>
             </w:r>
-            <w:hyperlink w:history="1" r:id="rIdwq3vjyyka7h9632t2j1a-">
+            <w:hyperlink w:history="1" r:id="rIdpa2s8fmbosa_jmg0p9_ia">
               <w:r>
                 <w:rPr>
                   <w:rFonts w:ascii="Arial" w:cs="Arial" w:eastAsia="Arial" w:hAnsi="Arial"/>
@@ -176,7 +176,7 @@
               <w:br/>
               <w:t xml:space="preserve"/>
             </w:r>
-            <w:hyperlink w:history="1" r:id="rId7tevn5xuk5et-0r3huhzm">
+            <w:hyperlink w:history="1" r:id="rIdtzveqbou3ks7i83kxqbeu">
               <w:r>
                 <w:rPr>
                   <w:rFonts w:ascii="Arial" w:cs="Arial" w:eastAsia="Arial" w:hAnsi="Arial"/>
@@ -375,37 +375,6 @@
           <w:rFonts w:ascii="Arial" w:cs="Arial" w:eastAsia="Arial" w:hAnsi="Arial"/>
         </w:rPr>
         <w:t xml:space="preserve">Fluent in GitHub — push/pull, branches, and PRs; Linear, Trello and Notion for sprint planning and docs</w:t>
-      </w:r>
-    </w:p>
-    <w:p>
-      <w:pPr>
-        <w:pBdr>
-          <w:bottom w:val="single" w:color="DDDDDD" w:sz="4" w:space="4"/>
-        </w:pBdr>
-        <w:spacing w:after="120" w:before="320" w:line="260" w:lineRule="atLeast"/>
-      </w:pPr>
-      <w:r>
-        <w:rPr>
-          <w:rFonts w:ascii="Arial" w:cs="Arial" w:eastAsia="Arial" w:hAnsi="Arial"/>
-          <w:b/>
-          <w:bCs/>
-          <w:color w:val="999999"/>
-          <w:spacing w:val="36"/>
-          <w:sz w:val="18"/>
-          <w:szCs w:val="18"/>
-        </w:rPr>
-        <w:t xml:space="preserve">TOOLS &amp; TECHNOLOGIES</w:t>
-      </w:r>
-    </w:p>
-    <w:p>
-      <w:pPr>
-        <w:spacing w:line="260" w:lineRule="atLeast"/>
-      </w:pPr>
-      <w:r>
-        <w:rPr>
-          <w:rFonts w:ascii="Arial" w:cs="Arial" w:eastAsia="Arial" w:hAnsi="Arial"/>
-        </w:rPr>
-        <w:t xml:space="preserve">React · Next.js · TypeScript · JavaScript · HTML · CSS · Tailwind CSS · Elixir · Three.js / React Three Fiber · Framer Motion · Figma · design systems · component libraries · prototyping · wireframing · responsive design · interaction design · motion design · front-end development · UI/UX design · product design · Git · GitHub · Claude Code · Cursor · Linear · Notion · iOS · Android · Agile · Shape Up · design sprints</w:t>
       </w:r>
     </w:p>
     <w:p>
@@ -1565,6 +1534,37 @@
           <w:rFonts w:ascii="Arial" w:cs="Arial" w:eastAsia="Arial" w:hAnsi="Arial"/>
         </w:rPr>
         <w:t xml:space="preserve">Guitar and vocals in a rock/metal band · Recording and mixing in Logic Pro · Indoor soccer and racquetball · Mountain biking and endurance sports · International travel (fluent in Spanish) · Adventures with my kids</w:t>
+      </w:r>
+    </w:p>
+    <w:p>
+      <w:pPr>
+        <w:pBdr>
+          <w:bottom w:val="single" w:color="DDDDDD" w:sz="4" w:space="4"/>
+        </w:pBdr>
+        <w:spacing w:after="120" w:before="320" w:line="260" w:lineRule="atLeast"/>
+      </w:pPr>
+      <w:r>
+        <w:rPr>
+          <w:rFonts w:ascii="Arial" w:cs="Arial" w:eastAsia="Arial" w:hAnsi="Arial"/>
+          <w:b/>
+          <w:bCs/>
+          <w:color w:val="999999"/>
+          <w:spacing w:val="36"/>
+          <w:sz w:val="18"/>
+          <w:szCs w:val="18"/>
+        </w:rPr>
+        <w:t xml:space="preserve">TOOLS &amp; TECHNOLOGIES</w:t>
+      </w:r>
+    </w:p>
+    <w:p>
+      <w:pPr>
+        <w:spacing w:line="260" w:lineRule="atLeast"/>
+      </w:pPr>
+      <w:r>
+        <w:rPr>
+          <w:rFonts w:ascii="Arial" w:cs="Arial" w:eastAsia="Arial" w:hAnsi="Arial"/>
+        </w:rPr>
+        <w:t xml:space="preserve">Figma · React · Next.js · TypeScript · JavaScript · HTML · CSS · Tailwind CSS · Framer Motion · design systems · component libraries · prototyping · wireframing · responsive design · interaction design · motion design · front-end development · UI/UX design · product design · Git · GitHub · Claude Code · Cursor · Linear · Notion · iOS · Android · Agile · Shape Up · design sprints</w:t>
       </w:r>
     </w:p>
     <w:sectPr>

--- a/public/dave-keller-resume.docx
+++ b/public/dave-keller-resume.docx
@@ -140,7 +140,7 @@
               </w:rPr>
               <w:t xml:space="preserve">512.595.6213  |  </w:t>
             </w:r>
-            <w:hyperlink w:history="1" r:id="rId5f6lkmu8pgzodx7gtonx3">
+            <w:hyperlink w:history="1" r:id="rIdtjawlpns_3_xk5nwq18cf">
               <w:r>
                 <w:rPr>
                   <w:rFonts w:ascii="Arial" w:cs="Arial" w:eastAsia="Arial" w:hAnsi="Arial"/>
@@ -158,7 +158,7 @@
               <w:br/>
               <w:t xml:space="preserve"/>
             </w:r>
-            <w:hyperlink w:history="1" r:id="rIdpa2s8fmbosa_jmg0p9_ia">
+            <w:hyperlink w:history="1" r:id="rIdadias23vyk11q50btqw8p">
               <w:r>
                 <w:rPr>
                   <w:rFonts w:ascii="Arial" w:cs="Arial" w:eastAsia="Arial" w:hAnsi="Arial"/>
@@ -176,7 +176,7 @@
               <w:br/>
               <w:t xml:space="preserve"/>
             </w:r>
-            <w:hyperlink w:history="1" r:id="rIdtzveqbou3ks7i83kxqbeu">
+            <w:hyperlink w:history="1" r:id="rIdsudo8xr3hne6jkzeaciqd">
               <w:r>
                 <w:rPr>
                   <w:rFonts w:ascii="Arial" w:cs="Arial" w:eastAsia="Arial" w:hAnsi="Arial"/>
@@ -302,7 +302,7 @@
           <w:sz w:val="18"/>
           <w:szCs w:val="18"/>
         </w:rPr>
-        <w:t xml:space="preserve">SKILLS &amp; TOOLS</w:t>
+        <w:t xml:space="preserve">SKILLS</w:t>
       </w:r>
     </w:p>
     <w:p>

--- a/public/dave-keller-resume.docx
+++ b/public/dave-keller-resume.docx
@@ -140,7 +140,7 @@
               </w:rPr>
               <w:t xml:space="preserve">512.595.6213  |  </w:t>
             </w:r>
-            <w:hyperlink w:history="1" r:id="rIdtjawlpns_3_xk5nwq18cf">
+            <w:hyperlink w:history="1" r:id="rIdlgliyxgvzys_ykiig81l6">
               <w:r>
                 <w:rPr>
                   <w:rFonts w:ascii="Arial" w:cs="Arial" w:eastAsia="Arial" w:hAnsi="Arial"/>
@@ -158,7 +158,7 @@
               <w:br/>
               <w:t xml:space="preserve"/>
             </w:r>
-            <w:hyperlink w:history="1" r:id="rIdadias23vyk11q50btqw8p">
+            <w:hyperlink w:history="1" r:id="rIds2urr_ucwaumn3o7mjvkr">
               <w:r>
                 <w:rPr>
                   <w:rFonts w:ascii="Arial" w:cs="Arial" w:eastAsia="Arial" w:hAnsi="Arial"/>
@@ -176,7 +176,7 @@
               <w:br/>
               <w:t xml:space="preserve"/>
             </w:r>
-            <w:hyperlink w:history="1" r:id="rIdsudo8xr3hne6jkzeaciqd">
+            <w:hyperlink w:history="1" r:id="rIdoga2y-yepvr2jiufzn5rc">
               <w:r>
                 <w:rPr>
                   <w:rFonts w:ascii="Arial" w:cs="Arial" w:eastAsia="Arial" w:hAnsi="Arial"/>
@@ -1564,7 +1564,7 @@
         <w:rPr>
           <w:rFonts w:ascii="Arial" w:cs="Arial" w:eastAsia="Arial" w:hAnsi="Arial"/>
         </w:rPr>
-        <w:t xml:space="preserve">Figma · React · Next.js · TypeScript · JavaScript · HTML · CSS · Tailwind CSS · Framer Motion · design systems · component libraries · prototyping · wireframing · responsive design · interaction design · motion design · front-end development · UI/UX design · product design · Git · GitHub · Claude Code · Cursor · Linear · Notion · iOS · Android · Agile · Shape Up · design sprints</w:t>
+        <w:t xml:space="preserve">Figma · Photoshop · React · Next.js · HTML · CSS · Tailwind CSS · JavaScript · TypeScript · Claude Code · Codex · Cursor · Git · GitHub · data visualization · Recharts · D3 · OpenMaps · React Flow · Framer Motion · Framer · Webflow · design systems · component libraries · prototyping · wireframing · responsive design · interaction design · motion design · front-end development · product design · UI/UX design · Linear · Notion · iOS · Android · Agile · Shape Up · design sprints</w:t>
       </w:r>
     </w:p>
     <w:sectPr>

--- a/public/dave-keller-resume.docx
+++ b/public/dave-keller-resume.docx
@@ -140,7 +140,7 @@
               </w:rPr>
               <w:t xml:space="preserve">512.595.6213  |  </w:t>
             </w:r>
-            <w:hyperlink w:history="1" r:id="rIdlgliyxgvzys_ykiig81l6">
+            <w:hyperlink w:history="1" r:id="rIdblrb4bqpd7rkwoxlxtcmw">
               <w:r>
                 <w:rPr>
                   <w:rFonts w:ascii="Arial" w:cs="Arial" w:eastAsia="Arial" w:hAnsi="Arial"/>
@@ -158,7 +158,7 @@
               <w:br/>
               <w:t xml:space="preserve"/>
             </w:r>
-            <w:hyperlink w:history="1" r:id="rIds2urr_ucwaumn3o7mjvkr">
+            <w:hyperlink w:history="1" r:id="rIdch0jnrzkypfasjtz8hgmd">
               <w:r>
                 <w:rPr>
                   <w:rFonts w:ascii="Arial" w:cs="Arial" w:eastAsia="Arial" w:hAnsi="Arial"/>
@@ -176,7 +176,7 @@
               <w:br/>
               <w:t xml:space="preserve"/>
             </w:r>
-            <w:hyperlink w:history="1" r:id="rIdoga2y-yepvr2jiufzn5rc">
+            <w:hyperlink w:history="1" r:id="rIdveixblzazdrn44gsgrjmy">
               <w:r>
                 <w:rPr>
                   <w:rFonts w:ascii="Arial" w:cs="Arial" w:eastAsia="Arial" w:hAnsi="Arial"/>
@@ -1484,7 +1484,7 @@
         <w:rPr>
           <w:rFonts w:ascii="Arial" w:cs="Arial" w:eastAsia="Arial" w:hAnsi="Arial"/>
         </w:rPr>
-        <w:t xml:space="preserve">Designed and shipped A Beautiful Mess, a photo editor that hit #1 Paid on the App Store and held top-100 for over a year</w:t>
+        <w:t xml:space="preserve">Designed and shipped A Beautiful Mess, a photo editing app that hit #1 Paid on the App Store and held top-100 for over a year</w:t>
       </w:r>
     </w:p>
     <w:p>
@@ -1564,7 +1564,7 @@
         <w:rPr>
           <w:rFonts w:ascii="Arial" w:cs="Arial" w:eastAsia="Arial" w:hAnsi="Arial"/>
         </w:rPr>
-        <w:t xml:space="preserve">Figma · Photoshop · React · Next.js · HTML · CSS · Tailwind CSS · JavaScript · TypeScript · Claude Code · Codex · Cursor · Git · GitHub · data visualization · Recharts · D3 · OpenMaps · React Flow · Framer Motion · Framer · Webflow · design systems · component libraries · prototyping · wireframing · responsive design · interaction design · motion design · front-end development · product design · UI/UX design · Linear · Notion · iOS · Android · Agile · Shape Up · design sprints</w:t>
+        <w:t xml:space="preserve">Figma · Photoshop · React · Next.js · HTML · CSS · Tailwind CSS · JavaScript · TypeScript · Claude Code · Codex · Cursor · Git · GitHub · data visualization · Recharts · D3 · OpenMaps · React Flow · Framer Motion · Framer · Webflow · marketing sites · design systems · component libraries · prototyping · wireframing · responsive design · interaction design · motion design · front-end development · product design · UI/UX design · Linear · Notion · iOS · Android · VR · Agile · Shape Up · design sprints</w:t>
       </w:r>
     </w:p>
     <w:sectPr>

--- a/public/dave-keller-resume.docx
+++ b/public/dave-keller-resume.docx
@@ -140,7 +140,7 @@
               </w:rPr>
               <w:t xml:space="preserve">512.595.6213  |  </w:t>
             </w:r>
-            <w:hyperlink w:history="1" r:id="rIdblrb4bqpd7rkwoxlxtcmw">
+            <w:hyperlink w:history="1" r:id="rIdydoxbnqgl8vmjf7o-ozud">
               <w:r>
                 <w:rPr>
                   <w:rFonts w:ascii="Arial" w:cs="Arial" w:eastAsia="Arial" w:hAnsi="Arial"/>
@@ -158,7 +158,7 @@
               <w:br/>
               <w:t xml:space="preserve"/>
             </w:r>
-            <w:hyperlink w:history="1" r:id="rIdch0jnrzkypfasjtz8hgmd">
+            <w:hyperlink w:history="1" r:id="rIdw-1lwtwjv4vgjx6lviqco">
               <w:r>
                 <w:rPr>
                   <w:rFonts w:ascii="Arial" w:cs="Arial" w:eastAsia="Arial" w:hAnsi="Arial"/>
@@ -176,7 +176,7 @@
               <w:br/>
               <w:t xml:space="preserve"/>
             </w:r>
-            <w:hyperlink w:history="1" r:id="rIdveixblzazdrn44gsgrjmy">
+            <w:hyperlink w:history="1" r:id="rIdyxctqa6xvy-bszfywfuge">
               <w:r>
                 <w:rPr>
                   <w:rFonts w:ascii="Arial" w:cs="Arial" w:eastAsia="Arial" w:hAnsi="Arial"/>
@@ -1556,17 +1556,529 @@
         <w:t xml:space="preserve">TOOLS &amp; TECHNOLOGIES</w:t>
       </w:r>
     </w:p>
-    <w:p>
-      <w:pPr>
-        <w:spacing w:line="260" w:lineRule="atLeast"/>
-      </w:pPr>
-      <w:r>
-        <w:rPr>
-          <w:rFonts w:ascii="Arial" w:cs="Arial" w:eastAsia="Arial" w:hAnsi="Arial"/>
-        </w:rPr>
-        <w:t xml:space="preserve">Figma · Photoshop · React · Next.js · HTML · CSS · Tailwind CSS · JavaScript · TypeScript · Claude Code · Codex · Cursor · Git · GitHub · data visualization · Recharts · D3 · OpenMaps · React Flow · Framer Motion · Framer · Webflow · marketing sites · design systems · component libraries · prototyping · wireframing · responsive design · interaction design · motion design · front-end development · product design · UI/UX design · Linear · Notion · iOS · Android · VR · Agile · Shape Up · design sprints</w:t>
-      </w:r>
-    </w:p>
+    <w:tbl>
+      <w:tblPr>
+        <w:tblW w:type="dxa" w:w="10080"/>
+        <w:tblBorders>
+          <w:top w:val="none" w:color="auto" w:sz="0"/>
+          <w:left w:val="none" w:color="auto" w:sz="0"/>
+          <w:bottom w:val="none" w:color="auto" w:sz="0"/>
+          <w:right w:val="none" w:color="auto" w:sz="0"/>
+          <w:insideH w:val="none" w:color="auto" w:sz="0"/>
+          <w:insideV w:val="none" w:color="auto" w:sz="0"/>
+        </w:tblBorders>
+      </w:tblPr>
+      <w:tblGrid>
+        <w:gridCol w:w="3360"/>
+        <w:gridCol w:w="3360"/>
+        <w:gridCol w:w="3360"/>
+      </w:tblGrid>
+      <w:tr>
+        <w:tc>
+          <w:tcPr>
+            <w:tcW w:type="dxa" w:w="3360"/>
+            <w:tcBorders>
+              <w:top w:val="none" w:color="auto" w:sz="0"/>
+              <w:left w:val="none" w:color="auto" w:sz="0"/>
+              <w:bottom w:val="none" w:color="auto" w:sz="0"/>
+              <w:right w:val="none" w:color="auto" w:sz="0"/>
+            </w:tcBorders>
+            <w:tcMar>
+              <w:top w:type="dxa" w:w="18"/>
+              <w:left w:type="dxa" w:w="0"/>
+              <w:bottom w:type="dxa" w:w="18"/>
+              <w:right w:type="dxa" w:w="120"/>
+            </w:tcMar>
+          </w:tcPr>
+          <w:p>
+            <w:pPr>
+              <w:pStyle w:val="ListParagraph"/>
+              <w:numPr>
+                <w:ilvl w:val="0"/>
+                <w:numId w:val="2"/>
+              </w:numPr>
+              <w:spacing w:after="0" w:line="260" w:lineRule="atLeast"/>
+            </w:pPr>
+            <w:r>
+              <w:rPr>
+                <w:rFonts w:ascii="Arial" w:cs="Arial" w:eastAsia="Arial" w:hAnsi="Arial"/>
+              </w:rPr>
+              <w:t xml:space="preserve">Figma / Photoshop</w:t>
+            </w:r>
+          </w:p>
+        </w:tc>
+        <w:tc>
+          <w:tcPr>
+            <w:tcW w:type="dxa" w:w="3360"/>
+            <w:tcBorders>
+              <w:top w:val="none" w:color="auto" w:sz="0"/>
+              <w:left w:val="none" w:color="auto" w:sz="0"/>
+              <w:bottom w:val="none" w:color="auto" w:sz="0"/>
+              <w:right w:val="none" w:color="auto" w:sz="0"/>
+            </w:tcBorders>
+            <w:tcMar>
+              <w:top w:type="dxa" w:w="18"/>
+              <w:left w:type="dxa" w:w="0"/>
+              <w:bottom w:type="dxa" w:w="18"/>
+              <w:right w:type="dxa" w:w="120"/>
+            </w:tcMar>
+          </w:tcPr>
+          <w:p>
+            <w:pPr>
+              <w:pStyle w:val="ListParagraph"/>
+              <w:numPr>
+                <w:ilvl w:val="0"/>
+                <w:numId w:val="2"/>
+              </w:numPr>
+              <w:spacing w:after="0" w:line="260" w:lineRule="atLeast"/>
+            </w:pPr>
+            <w:r>
+              <w:rPr>
+                <w:rFonts w:ascii="Arial" w:cs="Arial" w:eastAsia="Arial" w:hAnsi="Arial"/>
+              </w:rPr>
+              <w:t xml:space="preserve">Git / GitHub</w:t>
+            </w:r>
+          </w:p>
+        </w:tc>
+        <w:tc>
+          <w:tcPr>
+            <w:tcW w:type="dxa" w:w="3360"/>
+            <w:tcBorders>
+              <w:top w:val="none" w:color="auto" w:sz="0"/>
+              <w:left w:val="none" w:color="auto" w:sz="0"/>
+              <w:bottom w:val="none" w:color="auto" w:sz="0"/>
+              <w:right w:val="none" w:color="auto" w:sz="0"/>
+            </w:tcBorders>
+            <w:tcMar>
+              <w:top w:type="dxa" w:w="18"/>
+              <w:left w:type="dxa" w:w="0"/>
+              <w:bottom w:type="dxa" w:w="18"/>
+              <w:right w:type="dxa" w:w="120"/>
+            </w:tcMar>
+          </w:tcPr>
+          <w:p>
+            <w:pPr>
+              <w:pStyle w:val="ListParagraph"/>
+              <w:numPr>
+                <w:ilvl w:val="0"/>
+                <w:numId w:val="2"/>
+              </w:numPr>
+              <w:spacing w:after="0" w:line="260" w:lineRule="atLeast"/>
+            </w:pPr>
+            <w:r>
+              <w:rPr>
+                <w:rFonts w:ascii="Arial" w:cs="Arial" w:eastAsia="Arial" w:hAnsi="Arial"/>
+              </w:rPr>
+              <w:t xml:space="preserve">design systems / component libraries</w:t>
+            </w:r>
+          </w:p>
+        </w:tc>
+      </w:tr>
+      <w:tr>
+        <w:tc>
+          <w:tcPr>
+            <w:tcW w:type="dxa" w:w="3360"/>
+            <w:tcBorders>
+              <w:top w:val="none" w:color="auto" w:sz="0"/>
+              <w:left w:val="none" w:color="auto" w:sz="0"/>
+              <w:bottom w:val="none" w:color="auto" w:sz="0"/>
+              <w:right w:val="none" w:color="auto" w:sz="0"/>
+            </w:tcBorders>
+            <w:tcMar>
+              <w:top w:type="dxa" w:w="18"/>
+              <w:left w:type="dxa" w:w="0"/>
+              <w:bottom w:type="dxa" w:w="18"/>
+              <w:right w:type="dxa" w:w="120"/>
+            </w:tcMar>
+          </w:tcPr>
+          <w:p>
+            <w:pPr>
+              <w:pStyle w:val="ListParagraph"/>
+              <w:numPr>
+                <w:ilvl w:val="0"/>
+                <w:numId w:val="2"/>
+              </w:numPr>
+              <w:spacing w:after="0" w:line="260" w:lineRule="atLeast"/>
+            </w:pPr>
+            <w:r>
+              <w:rPr>
+                <w:rFonts w:ascii="Arial" w:cs="Arial" w:eastAsia="Arial" w:hAnsi="Arial"/>
+              </w:rPr>
+              <w:t xml:space="preserve">Claude Code / Codex / Cursor</w:t>
+            </w:r>
+          </w:p>
+        </w:tc>
+        <w:tc>
+          <w:tcPr>
+            <w:tcW w:type="dxa" w:w="3360"/>
+            <w:tcBorders>
+              <w:top w:val="none" w:color="auto" w:sz="0"/>
+              <w:left w:val="none" w:color="auto" w:sz="0"/>
+              <w:bottom w:val="none" w:color="auto" w:sz="0"/>
+              <w:right w:val="none" w:color="auto" w:sz="0"/>
+            </w:tcBorders>
+            <w:tcMar>
+              <w:top w:type="dxa" w:w="18"/>
+              <w:left w:type="dxa" w:w="0"/>
+              <w:bottom w:type="dxa" w:w="18"/>
+              <w:right w:type="dxa" w:w="120"/>
+            </w:tcMar>
+          </w:tcPr>
+          <w:p>
+            <w:pPr>
+              <w:pStyle w:val="ListParagraph"/>
+              <w:numPr>
+                <w:ilvl w:val="0"/>
+                <w:numId w:val="2"/>
+              </w:numPr>
+              <w:spacing w:after="0" w:line="260" w:lineRule="atLeast"/>
+            </w:pPr>
+            <w:r>
+              <w:rPr>
+                <w:rFonts w:ascii="Arial" w:cs="Arial" w:eastAsia="Arial" w:hAnsi="Arial"/>
+              </w:rPr>
+              <w:t xml:space="preserve">Data Viz and Animation libraries</w:t>
+            </w:r>
+          </w:p>
+        </w:tc>
+        <w:tc>
+          <w:tcPr>
+            <w:tcW w:type="dxa" w:w="3360"/>
+            <w:tcBorders>
+              <w:top w:val="none" w:color="auto" w:sz="0"/>
+              <w:left w:val="none" w:color="auto" w:sz="0"/>
+              <w:bottom w:val="none" w:color="auto" w:sz="0"/>
+              <w:right w:val="none" w:color="auto" w:sz="0"/>
+            </w:tcBorders>
+            <w:tcMar>
+              <w:top w:type="dxa" w:w="18"/>
+              <w:left w:type="dxa" w:w="0"/>
+              <w:bottom w:type="dxa" w:w="18"/>
+              <w:right w:type="dxa" w:w="120"/>
+            </w:tcMar>
+          </w:tcPr>
+          <w:p>
+            <w:pPr>
+              <w:pStyle w:val="ListParagraph"/>
+              <w:numPr>
+                <w:ilvl w:val="0"/>
+                <w:numId w:val="2"/>
+              </w:numPr>
+              <w:spacing w:after="0" w:line="260" w:lineRule="atLeast"/>
+            </w:pPr>
+            <w:r>
+              <w:rPr>
+                <w:rFonts w:ascii="Arial" w:cs="Arial" w:eastAsia="Arial" w:hAnsi="Arial"/>
+              </w:rPr>
+              <w:t xml:space="preserve">Linear / Notion</w:t>
+            </w:r>
+          </w:p>
+        </w:tc>
+      </w:tr>
+      <w:tr>
+        <w:tc>
+          <w:tcPr>
+            <w:tcW w:type="dxa" w:w="3360"/>
+            <w:tcBorders>
+              <w:top w:val="none" w:color="auto" w:sz="0"/>
+              <w:left w:val="none" w:color="auto" w:sz="0"/>
+              <w:bottom w:val="none" w:color="auto" w:sz="0"/>
+              <w:right w:val="none" w:color="auto" w:sz="0"/>
+            </w:tcBorders>
+            <w:tcMar>
+              <w:top w:type="dxa" w:w="18"/>
+              <w:left w:type="dxa" w:w="0"/>
+              <w:bottom w:type="dxa" w:w="18"/>
+              <w:right w:type="dxa" w:w="120"/>
+            </w:tcMar>
+          </w:tcPr>
+          <w:p>
+            <w:pPr>
+              <w:pStyle w:val="ListParagraph"/>
+              <w:numPr>
+                <w:ilvl w:val="0"/>
+                <w:numId w:val="2"/>
+              </w:numPr>
+              <w:spacing w:after="0" w:line="260" w:lineRule="atLeast"/>
+            </w:pPr>
+            <w:r>
+              <w:rPr>
+                <w:rFonts w:ascii="Arial" w:cs="Arial" w:eastAsia="Arial" w:hAnsi="Arial"/>
+              </w:rPr>
+              <w:t xml:space="preserve">React / Next.js</w:t>
+            </w:r>
+          </w:p>
+        </w:tc>
+        <w:tc>
+          <w:tcPr>
+            <w:tcW w:type="dxa" w:w="3360"/>
+            <w:tcBorders>
+              <w:top w:val="none" w:color="auto" w:sz="0"/>
+              <w:left w:val="none" w:color="auto" w:sz="0"/>
+              <w:bottom w:val="none" w:color="auto" w:sz="0"/>
+              <w:right w:val="none" w:color="auto" w:sz="0"/>
+            </w:tcBorders>
+            <w:tcMar>
+              <w:top w:type="dxa" w:w="18"/>
+              <w:left w:type="dxa" w:w="0"/>
+              <w:bottom w:type="dxa" w:w="18"/>
+              <w:right w:type="dxa" w:w="120"/>
+            </w:tcMar>
+          </w:tcPr>
+          <w:p>
+            <w:pPr>
+              <w:pStyle w:val="ListParagraph"/>
+              <w:numPr>
+                <w:ilvl w:val="0"/>
+                <w:numId w:val="2"/>
+              </w:numPr>
+              <w:spacing w:after="0" w:line="260" w:lineRule="atLeast"/>
+            </w:pPr>
+            <w:r>
+              <w:rPr>
+                <w:rFonts w:ascii="Arial" w:cs="Arial" w:eastAsia="Arial" w:hAnsi="Arial"/>
+              </w:rPr>
+              <w:t xml:space="preserve">Recharts / D3 / OpenMaps</w:t>
+            </w:r>
+          </w:p>
+        </w:tc>
+        <w:tc>
+          <w:tcPr>
+            <w:tcW w:type="dxa" w:w="3360"/>
+            <w:tcBorders>
+              <w:top w:val="none" w:color="auto" w:sz="0"/>
+              <w:left w:val="none" w:color="auto" w:sz="0"/>
+              <w:bottom w:val="none" w:color="auto" w:sz="0"/>
+              <w:right w:val="none" w:color="auto" w:sz="0"/>
+            </w:tcBorders>
+            <w:tcMar>
+              <w:top w:type="dxa" w:w="18"/>
+              <w:left w:type="dxa" w:w="0"/>
+              <w:bottom w:type="dxa" w:w="18"/>
+              <w:right w:type="dxa" w:w="120"/>
+            </w:tcMar>
+          </w:tcPr>
+          <w:p>
+            <w:pPr>
+              <w:pStyle w:val="ListParagraph"/>
+              <w:numPr>
+                <w:ilvl w:val="0"/>
+                <w:numId w:val="2"/>
+              </w:numPr>
+              <w:spacing w:after="0" w:line="260" w:lineRule="atLeast"/>
+            </w:pPr>
+            <w:r>
+              <w:rPr>
+                <w:rFonts w:ascii="Arial" w:cs="Arial" w:eastAsia="Arial" w:hAnsi="Arial"/>
+              </w:rPr>
+              <w:t xml:space="preserve">iOS / Android / VR</w:t>
+            </w:r>
+          </w:p>
+        </w:tc>
+      </w:tr>
+      <w:tr>
+        <w:tc>
+          <w:tcPr>
+            <w:tcW w:type="dxa" w:w="3360"/>
+            <w:tcBorders>
+              <w:top w:val="none" w:color="auto" w:sz="0"/>
+              <w:left w:val="none" w:color="auto" w:sz="0"/>
+              <w:bottom w:val="none" w:color="auto" w:sz="0"/>
+              <w:right w:val="none" w:color="auto" w:sz="0"/>
+            </w:tcBorders>
+            <w:tcMar>
+              <w:top w:type="dxa" w:w="18"/>
+              <w:left w:type="dxa" w:w="0"/>
+              <w:bottom w:type="dxa" w:w="18"/>
+              <w:right w:type="dxa" w:w="120"/>
+            </w:tcMar>
+          </w:tcPr>
+          <w:p>
+            <w:pPr>
+              <w:pStyle w:val="ListParagraph"/>
+              <w:numPr>
+                <w:ilvl w:val="0"/>
+                <w:numId w:val="2"/>
+              </w:numPr>
+              <w:spacing w:after="0" w:line="260" w:lineRule="atLeast"/>
+            </w:pPr>
+            <w:r>
+              <w:rPr>
+                <w:rFonts w:ascii="Arial" w:cs="Arial" w:eastAsia="Arial" w:hAnsi="Arial"/>
+              </w:rPr>
+              <w:t xml:space="preserve">HTML / CSS / Tailwind CSS</w:t>
+            </w:r>
+          </w:p>
+        </w:tc>
+        <w:tc>
+          <w:tcPr>
+            <w:tcW w:type="dxa" w:w="3360"/>
+            <w:tcBorders>
+              <w:top w:val="none" w:color="auto" w:sz="0"/>
+              <w:left w:val="none" w:color="auto" w:sz="0"/>
+              <w:bottom w:val="none" w:color="auto" w:sz="0"/>
+              <w:right w:val="none" w:color="auto" w:sz="0"/>
+            </w:tcBorders>
+            <w:tcMar>
+              <w:top w:type="dxa" w:w="18"/>
+              <w:left w:type="dxa" w:w="0"/>
+              <w:bottom w:type="dxa" w:w="18"/>
+              <w:right w:type="dxa" w:w="120"/>
+            </w:tcMar>
+          </w:tcPr>
+          <w:p>
+            <w:pPr>
+              <w:pStyle w:val="ListParagraph"/>
+              <w:numPr>
+                <w:ilvl w:val="0"/>
+                <w:numId w:val="2"/>
+              </w:numPr>
+              <w:spacing w:after="0" w:line="260" w:lineRule="atLeast"/>
+            </w:pPr>
+            <w:r>
+              <w:rPr>
+                <w:rFonts w:ascii="Arial" w:cs="Arial" w:eastAsia="Arial" w:hAnsi="Arial"/>
+              </w:rPr>
+              <w:t xml:space="preserve">React Flow / Framer Motion</w:t>
+            </w:r>
+          </w:p>
+        </w:tc>
+        <w:tc>
+          <w:tcPr>
+            <w:tcW w:type="dxa" w:w="3360"/>
+            <w:tcBorders>
+              <w:top w:val="none" w:color="auto" w:sz="0"/>
+              <w:left w:val="none" w:color="auto" w:sz="0"/>
+              <w:bottom w:val="none" w:color="auto" w:sz="0"/>
+              <w:right w:val="none" w:color="auto" w:sz="0"/>
+            </w:tcBorders>
+            <w:tcMar>
+              <w:top w:type="dxa" w:w="18"/>
+              <w:left w:type="dxa" w:w="0"/>
+              <w:bottom w:type="dxa" w:w="18"/>
+              <w:right w:type="dxa" w:w="120"/>
+            </w:tcMar>
+          </w:tcPr>
+          <w:p>
+            <w:pPr>
+              <w:pStyle w:val="ListParagraph"/>
+              <w:numPr>
+                <w:ilvl w:val="0"/>
+                <w:numId w:val="2"/>
+              </w:numPr>
+              <w:spacing w:after="0" w:line="260" w:lineRule="atLeast"/>
+            </w:pPr>
+            <w:r>
+              <w:rPr>
+                <w:rFonts w:ascii="Arial" w:cs="Arial" w:eastAsia="Arial" w:hAnsi="Arial"/>
+              </w:rPr>
+              <w:t xml:space="preserve">Framer / Webflow</w:t>
+            </w:r>
+          </w:p>
+        </w:tc>
+      </w:tr>
+      <w:tr>
+        <w:tc>
+          <w:tcPr>
+            <w:tcW w:type="dxa" w:w="3360"/>
+            <w:tcBorders>
+              <w:top w:val="none" w:color="auto" w:sz="0"/>
+              <w:left w:val="none" w:color="auto" w:sz="0"/>
+              <w:bottom w:val="none" w:color="auto" w:sz="0"/>
+              <w:right w:val="none" w:color="auto" w:sz="0"/>
+            </w:tcBorders>
+            <w:tcMar>
+              <w:top w:type="dxa" w:w="18"/>
+              <w:left w:type="dxa" w:w="0"/>
+              <w:bottom w:type="dxa" w:w="18"/>
+              <w:right w:type="dxa" w:w="120"/>
+            </w:tcMar>
+          </w:tcPr>
+          <w:p>
+            <w:pPr>
+              <w:pStyle w:val="ListParagraph"/>
+              <w:numPr>
+                <w:ilvl w:val="0"/>
+                <w:numId w:val="2"/>
+              </w:numPr>
+              <w:spacing w:after="0" w:line="260" w:lineRule="atLeast"/>
+            </w:pPr>
+            <w:r>
+              <w:rPr>
+                <w:rFonts w:ascii="Arial" w:cs="Arial" w:eastAsia="Arial" w:hAnsi="Arial"/>
+              </w:rPr>
+              <w:t xml:space="preserve">JavaScript / TypeScript</w:t>
+            </w:r>
+          </w:p>
+        </w:tc>
+        <w:tc>
+          <w:tcPr>
+            <w:tcW w:type="dxa" w:w="3360"/>
+            <w:tcBorders>
+              <w:top w:val="none" w:color="auto" w:sz="0"/>
+              <w:left w:val="none" w:color="auto" w:sz="0"/>
+              <w:bottom w:val="none" w:color="auto" w:sz="0"/>
+              <w:right w:val="none" w:color="auto" w:sz="0"/>
+            </w:tcBorders>
+            <w:tcMar>
+              <w:top w:type="dxa" w:w="18"/>
+              <w:left w:type="dxa" w:w="0"/>
+              <w:bottom w:type="dxa" w:w="18"/>
+              <w:right w:type="dxa" w:w="120"/>
+            </w:tcMar>
+          </w:tcPr>
+          <w:p>
+            <w:pPr>
+              <w:pStyle w:val="ListParagraph"/>
+              <w:numPr>
+                <w:ilvl w:val="0"/>
+                <w:numId w:val="2"/>
+              </w:numPr>
+              <w:spacing w:after="0" w:line="260" w:lineRule="atLeast"/>
+            </w:pPr>
+            <w:r>
+              <w:rPr>
+                <w:rFonts w:ascii="Arial" w:cs="Arial" w:eastAsia="Arial" w:hAnsi="Arial"/>
+              </w:rPr>
+              <w:t xml:space="preserve">Marketing sites</w:t>
+            </w:r>
+          </w:p>
+        </w:tc>
+        <w:tc>
+          <w:tcPr>
+            <w:tcW w:type="dxa" w:w="3360"/>
+            <w:tcBorders>
+              <w:top w:val="none" w:color="auto" w:sz="0"/>
+              <w:left w:val="none" w:color="auto" w:sz="0"/>
+              <w:bottom w:val="none" w:color="auto" w:sz="0"/>
+              <w:right w:val="none" w:color="auto" w:sz="0"/>
+            </w:tcBorders>
+            <w:tcMar>
+              <w:top w:type="dxa" w:w="18"/>
+              <w:left w:type="dxa" w:w="0"/>
+              <w:bottom w:type="dxa" w:w="18"/>
+              <w:right w:type="dxa" w:w="120"/>
+            </w:tcMar>
+          </w:tcPr>
+          <w:p>
+            <w:pPr>
+              <w:pStyle w:val="ListParagraph"/>
+              <w:numPr>
+                <w:ilvl w:val="0"/>
+                <w:numId w:val="2"/>
+              </w:numPr>
+              <w:spacing w:after="0" w:line="260" w:lineRule="atLeast"/>
+            </w:pPr>
+            <w:r>
+              <w:rPr>
+                <w:rFonts w:ascii="Arial" w:cs="Arial" w:eastAsia="Arial" w:hAnsi="Arial"/>
+              </w:rPr>
+              <w:t xml:space="preserve">Agile / Shape Up / design sprints</w:t>
+            </w:r>
+          </w:p>
+        </w:tc>
+      </w:tr>
+    </w:tbl>
     <w:sectPr>
       <w:pgSz w:w="12240" w:h="15840" w:orient="portrait"/>
       <w:pgMar w:top="936" w:right="1080" w:bottom="936" w:left="1080" w:header="708" w:footer="708" w:gutter="0"/>

--- a/public/dave-keller-resume.docx
+++ b/public/dave-keller-resume.docx
@@ -140,7 +140,7 @@
               </w:rPr>
               <w:t xml:space="preserve">512.595.6213  |  </w:t>
             </w:r>
-            <w:hyperlink w:history="1" r:id="rIdjn8cnldbfpagxdjj88bku">
+            <w:hyperlink w:history="1" r:id="rIdydoxbnqgl8vmjf7o-ozud">
               <w:r>
                 <w:rPr>
                   <w:rFonts w:ascii="Arial" w:cs="Arial" w:eastAsia="Arial" w:hAnsi="Arial"/>
@@ -158,7 +158,7 @@
               <w:br/>
               <w:t xml:space="preserve"/>
             </w:r>
-            <w:hyperlink w:history="1" r:id="rIdv5d6xjtni77f746bcprah">
+            <w:hyperlink w:history="1" r:id="rIdw-1lwtwjv4vgjx6lviqco">
               <w:r>
                 <w:rPr>
                   <w:rFonts w:ascii="Arial" w:cs="Arial" w:eastAsia="Arial" w:hAnsi="Arial"/>
@@ -176,7 +176,7 @@
               <w:br/>
               <w:t xml:space="preserve"/>
             </w:r>
-            <w:hyperlink w:history="1" r:id="rIdbapoweodrz2twpcac6ln6">
+            <w:hyperlink w:history="1" r:id="rIdyxctqa6xvy-bszfywfuge">
               <w:r>
                 <w:rPr>
                   <w:rFonts w:ascii="Arial" w:cs="Arial" w:eastAsia="Arial" w:hAnsi="Arial"/>
@@ -302,7 +302,7 @@
           <w:sz w:val="18"/>
           <w:szCs w:val="18"/>
         </w:rPr>
-        <w:t xml:space="preserve">SKILLS &amp; TOOLS</w:t>
+        <w:t xml:space="preserve">SKILLS</w:t>
       </w:r>
     </w:p>
     <w:p>
@@ -1484,7 +1484,7 @@
         <w:rPr>
           <w:rFonts w:ascii="Arial" w:cs="Arial" w:eastAsia="Arial" w:hAnsi="Arial"/>
         </w:rPr>
-        <w:t xml:space="preserve">Designed and shipped A Beautiful Mess, a photo editor that hit #1 Paid on the App Store and held top-100 for over a year</w:t>
+        <w:t xml:space="preserve">Designed and shipped A Beautiful Mess, a photo editing app that hit #1 Paid on the App Store and held top-100 for over a year</w:t>
       </w:r>
     </w:p>
     <w:p>
@@ -1536,6 +1536,549 @@
         <w:t xml:space="preserve">Guitar and vocals in a rock/metal band · Recording and mixing in Logic Pro · Indoor soccer and racquetball · Mountain biking and endurance sports · International travel (fluent in Spanish) · Adventures with my kids</w:t>
       </w:r>
     </w:p>
+    <w:p>
+      <w:pPr>
+        <w:pBdr>
+          <w:bottom w:val="single" w:color="DDDDDD" w:sz="4" w:space="4"/>
+        </w:pBdr>
+        <w:spacing w:after="120" w:before="320" w:line="260" w:lineRule="atLeast"/>
+      </w:pPr>
+      <w:r>
+        <w:rPr>
+          <w:rFonts w:ascii="Arial" w:cs="Arial" w:eastAsia="Arial" w:hAnsi="Arial"/>
+          <w:b/>
+          <w:bCs/>
+          <w:color w:val="999999"/>
+          <w:spacing w:val="36"/>
+          <w:sz w:val="18"/>
+          <w:szCs w:val="18"/>
+        </w:rPr>
+        <w:t xml:space="preserve">TOOLS &amp; TECHNOLOGIES</w:t>
+      </w:r>
+    </w:p>
+    <w:tbl>
+      <w:tblPr>
+        <w:tblW w:type="dxa" w:w="10080"/>
+        <w:tblBorders>
+          <w:top w:val="none" w:color="auto" w:sz="0"/>
+          <w:left w:val="none" w:color="auto" w:sz="0"/>
+          <w:bottom w:val="none" w:color="auto" w:sz="0"/>
+          <w:right w:val="none" w:color="auto" w:sz="0"/>
+          <w:insideH w:val="none" w:color="auto" w:sz="0"/>
+          <w:insideV w:val="none" w:color="auto" w:sz="0"/>
+        </w:tblBorders>
+      </w:tblPr>
+      <w:tblGrid>
+        <w:gridCol w:w="3360"/>
+        <w:gridCol w:w="3360"/>
+        <w:gridCol w:w="3360"/>
+      </w:tblGrid>
+      <w:tr>
+        <w:tc>
+          <w:tcPr>
+            <w:tcW w:type="dxa" w:w="3360"/>
+            <w:tcBorders>
+              <w:top w:val="none" w:color="auto" w:sz="0"/>
+              <w:left w:val="none" w:color="auto" w:sz="0"/>
+              <w:bottom w:val="none" w:color="auto" w:sz="0"/>
+              <w:right w:val="none" w:color="auto" w:sz="0"/>
+            </w:tcBorders>
+            <w:tcMar>
+              <w:top w:type="dxa" w:w="18"/>
+              <w:left w:type="dxa" w:w="0"/>
+              <w:bottom w:type="dxa" w:w="18"/>
+              <w:right w:type="dxa" w:w="120"/>
+            </w:tcMar>
+          </w:tcPr>
+          <w:p>
+            <w:pPr>
+              <w:pStyle w:val="ListParagraph"/>
+              <w:numPr>
+                <w:ilvl w:val="0"/>
+                <w:numId w:val="2"/>
+              </w:numPr>
+              <w:spacing w:after="0" w:line="260" w:lineRule="atLeast"/>
+            </w:pPr>
+            <w:r>
+              <w:rPr>
+                <w:rFonts w:ascii="Arial" w:cs="Arial" w:eastAsia="Arial" w:hAnsi="Arial"/>
+              </w:rPr>
+              <w:t xml:space="preserve">Figma / Photoshop</w:t>
+            </w:r>
+          </w:p>
+        </w:tc>
+        <w:tc>
+          <w:tcPr>
+            <w:tcW w:type="dxa" w:w="3360"/>
+            <w:tcBorders>
+              <w:top w:val="none" w:color="auto" w:sz="0"/>
+              <w:left w:val="none" w:color="auto" w:sz="0"/>
+              <w:bottom w:val="none" w:color="auto" w:sz="0"/>
+              <w:right w:val="none" w:color="auto" w:sz="0"/>
+            </w:tcBorders>
+            <w:tcMar>
+              <w:top w:type="dxa" w:w="18"/>
+              <w:left w:type="dxa" w:w="0"/>
+              <w:bottom w:type="dxa" w:w="18"/>
+              <w:right w:type="dxa" w:w="120"/>
+            </w:tcMar>
+          </w:tcPr>
+          <w:p>
+            <w:pPr>
+              <w:pStyle w:val="ListParagraph"/>
+              <w:numPr>
+                <w:ilvl w:val="0"/>
+                <w:numId w:val="2"/>
+              </w:numPr>
+              <w:spacing w:after="0" w:line="260" w:lineRule="atLeast"/>
+            </w:pPr>
+            <w:r>
+              <w:rPr>
+                <w:rFonts w:ascii="Arial" w:cs="Arial" w:eastAsia="Arial" w:hAnsi="Arial"/>
+              </w:rPr>
+              <w:t xml:space="preserve">Git / GitHub</w:t>
+            </w:r>
+          </w:p>
+        </w:tc>
+        <w:tc>
+          <w:tcPr>
+            <w:tcW w:type="dxa" w:w="3360"/>
+            <w:tcBorders>
+              <w:top w:val="none" w:color="auto" w:sz="0"/>
+              <w:left w:val="none" w:color="auto" w:sz="0"/>
+              <w:bottom w:val="none" w:color="auto" w:sz="0"/>
+              <w:right w:val="none" w:color="auto" w:sz="0"/>
+            </w:tcBorders>
+            <w:tcMar>
+              <w:top w:type="dxa" w:w="18"/>
+              <w:left w:type="dxa" w:w="0"/>
+              <w:bottom w:type="dxa" w:w="18"/>
+              <w:right w:type="dxa" w:w="120"/>
+            </w:tcMar>
+          </w:tcPr>
+          <w:p>
+            <w:pPr>
+              <w:pStyle w:val="ListParagraph"/>
+              <w:numPr>
+                <w:ilvl w:val="0"/>
+                <w:numId w:val="2"/>
+              </w:numPr>
+              <w:spacing w:after="0" w:line="260" w:lineRule="atLeast"/>
+            </w:pPr>
+            <w:r>
+              <w:rPr>
+                <w:rFonts w:ascii="Arial" w:cs="Arial" w:eastAsia="Arial" w:hAnsi="Arial"/>
+              </w:rPr>
+              <w:t xml:space="preserve">design systems / component libraries</w:t>
+            </w:r>
+          </w:p>
+        </w:tc>
+      </w:tr>
+      <w:tr>
+        <w:tc>
+          <w:tcPr>
+            <w:tcW w:type="dxa" w:w="3360"/>
+            <w:tcBorders>
+              <w:top w:val="none" w:color="auto" w:sz="0"/>
+              <w:left w:val="none" w:color="auto" w:sz="0"/>
+              <w:bottom w:val="none" w:color="auto" w:sz="0"/>
+              <w:right w:val="none" w:color="auto" w:sz="0"/>
+            </w:tcBorders>
+            <w:tcMar>
+              <w:top w:type="dxa" w:w="18"/>
+              <w:left w:type="dxa" w:w="0"/>
+              <w:bottom w:type="dxa" w:w="18"/>
+              <w:right w:type="dxa" w:w="120"/>
+            </w:tcMar>
+          </w:tcPr>
+          <w:p>
+            <w:pPr>
+              <w:pStyle w:val="ListParagraph"/>
+              <w:numPr>
+                <w:ilvl w:val="0"/>
+                <w:numId w:val="2"/>
+              </w:numPr>
+              <w:spacing w:after="0" w:line="260" w:lineRule="atLeast"/>
+            </w:pPr>
+            <w:r>
+              <w:rPr>
+                <w:rFonts w:ascii="Arial" w:cs="Arial" w:eastAsia="Arial" w:hAnsi="Arial"/>
+              </w:rPr>
+              <w:t xml:space="preserve">Claude Code / Codex / Cursor</w:t>
+            </w:r>
+          </w:p>
+        </w:tc>
+        <w:tc>
+          <w:tcPr>
+            <w:tcW w:type="dxa" w:w="3360"/>
+            <w:tcBorders>
+              <w:top w:val="none" w:color="auto" w:sz="0"/>
+              <w:left w:val="none" w:color="auto" w:sz="0"/>
+              <w:bottom w:val="none" w:color="auto" w:sz="0"/>
+              <w:right w:val="none" w:color="auto" w:sz="0"/>
+            </w:tcBorders>
+            <w:tcMar>
+              <w:top w:type="dxa" w:w="18"/>
+              <w:left w:type="dxa" w:w="0"/>
+              <w:bottom w:type="dxa" w:w="18"/>
+              <w:right w:type="dxa" w:w="120"/>
+            </w:tcMar>
+          </w:tcPr>
+          <w:p>
+            <w:pPr>
+              <w:pStyle w:val="ListParagraph"/>
+              <w:numPr>
+                <w:ilvl w:val="0"/>
+                <w:numId w:val="2"/>
+              </w:numPr>
+              <w:spacing w:after="0" w:line="260" w:lineRule="atLeast"/>
+            </w:pPr>
+            <w:r>
+              <w:rPr>
+                <w:rFonts w:ascii="Arial" w:cs="Arial" w:eastAsia="Arial" w:hAnsi="Arial"/>
+              </w:rPr>
+              <w:t xml:space="preserve">Data Viz and Animation libraries</w:t>
+            </w:r>
+          </w:p>
+        </w:tc>
+        <w:tc>
+          <w:tcPr>
+            <w:tcW w:type="dxa" w:w="3360"/>
+            <w:tcBorders>
+              <w:top w:val="none" w:color="auto" w:sz="0"/>
+              <w:left w:val="none" w:color="auto" w:sz="0"/>
+              <w:bottom w:val="none" w:color="auto" w:sz="0"/>
+              <w:right w:val="none" w:color="auto" w:sz="0"/>
+            </w:tcBorders>
+            <w:tcMar>
+              <w:top w:type="dxa" w:w="18"/>
+              <w:left w:type="dxa" w:w="0"/>
+              <w:bottom w:type="dxa" w:w="18"/>
+              <w:right w:type="dxa" w:w="120"/>
+            </w:tcMar>
+          </w:tcPr>
+          <w:p>
+            <w:pPr>
+              <w:pStyle w:val="ListParagraph"/>
+              <w:numPr>
+                <w:ilvl w:val="0"/>
+                <w:numId w:val="2"/>
+              </w:numPr>
+              <w:spacing w:after="0" w:line="260" w:lineRule="atLeast"/>
+            </w:pPr>
+            <w:r>
+              <w:rPr>
+                <w:rFonts w:ascii="Arial" w:cs="Arial" w:eastAsia="Arial" w:hAnsi="Arial"/>
+              </w:rPr>
+              <w:t xml:space="preserve">Linear / Notion</w:t>
+            </w:r>
+          </w:p>
+        </w:tc>
+      </w:tr>
+      <w:tr>
+        <w:tc>
+          <w:tcPr>
+            <w:tcW w:type="dxa" w:w="3360"/>
+            <w:tcBorders>
+              <w:top w:val="none" w:color="auto" w:sz="0"/>
+              <w:left w:val="none" w:color="auto" w:sz="0"/>
+              <w:bottom w:val="none" w:color="auto" w:sz="0"/>
+              <w:right w:val="none" w:color="auto" w:sz="0"/>
+            </w:tcBorders>
+            <w:tcMar>
+              <w:top w:type="dxa" w:w="18"/>
+              <w:left w:type="dxa" w:w="0"/>
+              <w:bottom w:type="dxa" w:w="18"/>
+              <w:right w:type="dxa" w:w="120"/>
+            </w:tcMar>
+          </w:tcPr>
+          <w:p>
+            <w:pPr>
+              <w:pStyle w:val="ListParagraph"/>
+              <w:numPr>
+                <w:ilvl w:val="0"/>
+                <w:numId w:val="2"/>
+              </w:numPr>
+              <w:spacing w:after="0" w:line="260" w:lineRule="atLeast"/>
+            </w:pPr>
+            <w:r>
+              <w:rPr>
+                <w:rFonts w:ascii="Arial" w:cs="Arial" w:eastAsia="Arial" w:hAnsi="Arial"/>
+              </w:rPr>
+              <w:t xml:space="preserve">React / Next.js</w:t>
+            </w:r>
+          </w:p>
+        </w:tc>
+        <w:tc>
+          <w:tcPr>
+            <w:tcW w:type="dxa" w:w="3360"/>
+            <w:tcBorders>
+              <w:top w:val="none" w:color="auto" w:sz="0"/>
+              <w:left w:val="none" w:color="auto" w:sz="0"/>
+              <w:bottom w:val="none" w:color="auto" w:sz="0"/>
+              <w:right w:val="none" w:color="auto" w:sz="0"/>
+            </w:tcBorders>
+            <w:tcMar>
+              <w:top w:type="dxa" w:w="18"/>
+              <w:left w:type="dxa" w:w="0"/>
+              <w:bottom w:type="dxa" w:w="18"/>
+              <w:right w:type="dxa" w:w="120"/>
+            </w:tcMar>
+          </w:tcPr>
+          <w:p>
+            <w:pPr>
+              <w:pStyle w:val="ListParagraph"/>
+              <w:numPr>
+                <w:ilvl w:val="0"/>
+                <w:numId w:val="2"/>
+              </w:numPr>
+              <w:spacing w:after="0" w:line="260" w:lineRule="atLeast"/>
+            </w:pPr>
+            <w:r>
+              <w:rPr>
+                <w:rFonts w:ascii="Arial" w:cs="Arial" w:eastAsia="Arial" w:hAnsi="Arial"/>
+              </w:rPr>
+              <w:t xml:space="preserve">Recharts / D3 / OpenMaps</w:t>
+            </w:r>
+          </w:p>
+        </w:tc>
+        <w:tc>
+          <w:tcPr>
+            <w:tcW w:type="dxa" w:w="3360"/>
+            <w:tcBorders>
+              <w:top w:val="none" w:color="auto" w:sz="0"/>
+              <w:left w:val="none" w:color="auto" w:sz="0"/>
+              <w:bottom w:val="none" w:color="auto" w:sz="0"/>
+              <w:right w:val="none" w:color="auto" w:sz="0"/>
+            </w:tcBorders>
+            <w:tcMar>
+              <w:top w:type="dxa" w:w="18"/>
+              <w:left w:type="dxa" w:w="0"/>
+              <w:bottom w:type="dxa" w:w="18"/>
+              <w:right w:type="dxa" w:w="120"/>
+            </w:tcMar>
+          </w:tcPr>
+          <w:p>
+            <w:pPr>
+              <w:pStyle w:val="ListParagraph"/>
+              <w:numPr>
+                <w:ilvl w:val="0"/>
+                <w:numId w:val="2"/>
+              </w:numPr>
+              <w:spacing w:after="0" w:line="260" w:lineRule="atLeast"/>
+            </w:pPr>
+            <w:r>
+              <w:rPr>
+                <w:rFonts w:ascii="Arial" w:cs="Arial" w:eastAsia="Arial" w:hAnsi="Arial"/>
+              </w:rPr>
+              <w:t xml:space="preserve">iOS / Android / VR</w:t>
+            </w:r>
+          </w:p>
+        </w:tc>
+      </w:tr>
+      <w:tr>
+        <w:tc>
+          <w:tcPr>
+            <w:tcW w:type="dxa" w:w="3360"/>
+            <w:tcBorders>
+              <w:top w:val="none" w:color="auto" w:sz="0"/>
+              <w:left w:val="none" w:color="auto" w:sz="0"/>
+              <w:bottom w:val="none" w:color="auto" w:sz="0"/>
+              <w:right w:val="none" w:color="auto" w:sz="0"/>
+            </w:tcBorders>
+            <w:tcMar>
+              <w:top w:type="dxa" w:w="18"/>
+              <w:left w:type="dxa" w:w="0"/>
+              <w:bottom w:type="dxa" w:w="18"/>
+              <w:right w:type="dxa" w:w="120"/>
+            </w:tcMar>
+          </w:tcPr>
+          <w:p>
+            <w:pPr>
+              <w:pStyle w:val="ListParagraph"/>
+              <w:numPr>
+                <w:ilvl w:val="0"/>
+                <w:numId w:val="2"/>
+              </w:numPr>
+              <w:spacing w:after="0" w:line="260" w:lineRule="atLeast"/>
+            </w:pPr>
+            <w:r>
+              <w:rPr>
+                <w:rFonts w:ascii="Arial" w:cs="Arial" w:eastAsia="Arial" w:hAnsi="Arial"/>
+              </w:rPr>
+              <w:t xml:space="preserve">HTML / CSS / Tailwind CSS</w:t>
+            </w:r>
+          </w:p>
+        </w:tc>
+        <w:tc>
+          <w:tcPr>
+            <w:tcW w:type="dxa" w:w="3360"/>
+            <w:tcBorders>
+              <w:top w:val="none" w:color="auto" w:sz="0"/>
+              <w:left w:val="none" w:color="auto" w:sz="0"/>
+              <w:bottom w:val="none" w:color="auto" w:sz="0"/>
+              <w:right w:val="none" w:color="auto" w:sz="0"/>
+            </w:tcBorders>
+            <w:tcMar>
+              <w:top w:type="dxa" w:w="18"/>
+              <w:left w:type="dxa" w:w="0"/>
+              <w:bottom w:type="dxa" w:w="18"/>
+              <w:right w:type="dxa" w:w="120"/>
+            </w:tcMar>
+          </w:tcPr>
+          <w:p>
+            <w:pPr>
+              <w:pStyle w:val="ListParagraph"/>
+              <w:numPr>
+                <w:ilvl w:val="0"/>
+                <w:numId w:val="2"/>
+              </w:numPr>
+              <w:spacing w:after="0" w:line="260" w:lineRule="atLeast"/>
+            </w:pPr>
+            <w:r>
+              <w:rPr>
+                <w:rFonts w:ascii="Arial" w:cs="Arial" w:eastAsia="Arial" w:hAnsi="Arial"/>
+              </w:rPr>
+              <w:t xml:space="preserve">React Flow / Framer Motion</w:t>
+            </w:r>
+          </w:p>
+        </w:tc>
+        <w:tc>
+          <w:tcPr>
+            <w:tcW w:type="dxa" w:w="3360"/>
+            <w:tcBorders>
+              <w:top w:val="none" w:color="auto" w:sz="0"/>
+              <w:left w:val="none" w:color="auto" w:sz="0"/>
+              <w:bottom w:val="none" w:color="auto" w:sz="0"/>
+              <w:right w:val="none" w:color="auto" w:sz="0"/>
+            </w:tcBorders>
+            <w:tcMar>
+              <w:top w:type="dxa" w:w="18"/>
+              <w:left w:type="dxa" w:w="0"/>
+              <w:bottom w:type="dxa" w:w="18"/>
+              <w:right w:type="dxa" w:w="120"/>
+            </w:tcMar>
+          </w:tcPr>
+          <w:p>
+            <w:pPr>
+              <w:pStyle w:val="ListParagraph"/>
+              <w:numPr>
+                <w:ilvl w:val="0"/>
+                <w:numId w:val="2"/>
+              </w:numPr>
+              <w:spacing w:after="0" w:line="260" w:lineRule="atLeast"/>
+            </w:pPr>
+            <w:r>
+              <w:rPr>
+                <w:rFonts w:ascii="Arial" w:cs="Arial" w:eastAsia="Arial" w:hAnsi="Arial"/>
+              </w:rPr>
+              <w:t xml:space="preserve">Framer / Webflow</w:t>
+            </w:r>
+          </w:p>
+        </w:tc>
+      </w:tr>
+      <w:tr>
+        <w:tc>
+          <w:tcPr>
+            <w:tcW w:type="dxa" w:w="3360"/>
+            <w:tcBorders>
+              <w:top w:val="none" w:color="auto" w:sz="0"/>
+              <w:left w:val="none" w:color="auto" w:sz="0"/>
+              <w:bottom w:val="none" w:color="auto" w:sz="0"/>
+              <w:right w:val="none" w:color="auto" w:sz="0"/>
+            </w:tcBorders>
+            <w:tcMar>
+              <w:top w:type="dxa" w:w="18"/>
+              <w:left w:type="dxa" w:w="0"/>
+              <w:bottom w:type="dxa" w:w="18"/>
+              <w:right w:type="dxa" w:w="120"/>
+            </w:tcMar>
+          </w:tcPr>
+          <w:p>
+            <w:pPr>
+              <w:pStyle w:val="ListParagraph"/>
+              <w:numPr>
+                <w:ilvl w:val="0"/>
+                <w:numId w:val="2"/>
+              </w:numPr>
+              <w:spacing w:after="0" w:line="260" w:lineRule="atLeast"/>
+            </w:pPr>
+            <w:r>
+              <w:rPr>
+                <w:rFonts w:ascii="Arial" w:cs="Arial" w:eastAsia="Arial" w:hAnsi="Arial"/>
+              </w:rPr>
+              <w:t xml:space="preserve">JavaScript / TypeScript</w:t>
+            </w:r>
+          </w:p>
+        </w:tc>
+        <w:tc>
+          <w:tcPr>
+            <w:tcW w:type="dxa" w:w="3360"/>
+            <w:tcBorders>
+              <w:top w:val="none" w:color="auto" w:sz="0"/>
+              <w:left w:val="none" w:color="auto" w:sz="0"/>
+              <w:bottom w:val="none" w:color="auto" w:sz="0"/>
+              <w:right w:val="none" w:color="auto" w:sz="0"/>
+            </w:tcBorders>
+            <w:tcMar>
+              <w:top w:type="dxa" w:w="18"/>
+              <w:left w:type="dxa" w:w="0"/>
+              <w:bottom w:type="dxa" w:w="18"/>
+              <w:right w:type="dxa" w:w="120"/>
+            </w:tcMar>
+          </w:tcPr>
+          <w:p>
+            <w:pPr>
+              <w:pStyle w:val="ListParagraph"/>
+              <w:numPr>
+                <w:ilvl w:val="0"/>
+                <w:numId w:val="2"/>
+              </w:numPr>
+              <w:spacing w:after="0" w:line="260" w:lineRule="atLeast"/>
+            </w:pPr>
+            <w:r>
+              <w:rPr>
+                <w:rFonts w:ascii="Arial" w:cs="Arial" w:eastAsia="Arial" w:hAnsi="Arial"/>
+              </w:rPr>
+              <w:t xml:space="preserve">Marketing sites</w:t>
+            </w:r>
+          </w:p>
+        </w:tc>
+        <w:tc>
+          <w:tcPr>
+            <w:tcW w:type="dxa" w:w="3360"/>
+            <w:tcBorders>
+              <w:top w:val="none" w:color="auto" w:sz="0"/>
+              <w:left w:val="none" w:color="auto" w:sz="0"/>
+              <w:bottom w:val="none" w:color="auto" w:sz="0"/>
+              <w:right w:val="none" w:color="auto" w:sz="0"/>
+            </w:tcBorders>
+            <w:tcMar>
+              <w:top w:type="dxa" w:w="18"/>
+              <w:left w:type="dxa" w:w="0"/>
+              <w:bottom w:type="dxa" w:w="18"/>
+              <w:right w:type="dxa" w:w="120"/>
+            </w:tcMar>
+          </w:tcPr>
+          <w:p>
+            <w:pPr>
+              <w:pStyle w:val="ListParagraph"/>
+              <w:numPr>
+                <w:ilvl w:val="0"/>
+                <w:numId w:val="2"/>
+              </w:numPr>
+              <w:spacing w:after="0" w:line="260" w:lineRule="atLeast"/>
+            </w:pPr>
+            <w:r>
+              <w:rPr>
+                <w:rFonts w:ascii="Arial" w:cs="Arial" w:eastAsia="Arial" w:hAnsi="Arial"/>
+              </w:rPr>
+              <w:t xml:space="preserve">Agile / Shape Up / design sprints</w:t>
+            </w:r>
+          </w:p>
+        </w:tc>
+      </w:tr>
+    </w:tbl>
     <w:sectPr>
       <w:pgSz w:w="12240" w:h="15840" w:orient="portrait"/>
       <w:pgMar w:top="936" w:right="1080" w:bottom="936" w:left="1080" w:header="708" w:footer="708" w:gutter="0"/>

--- a/public/dave-keller-resume.docx
+++ b/public/dave-keller-resume.docx
@@ -140,7 +140,7 @@
               </w:rPr>
               <w:t xml:space="preserve">512.595.6213  |  </w:t>
             </w:r>
-            <w:hyperlink w:history="1" r:id="rIdydoxbnqgl8vmjf7o-ozud">
+            <w:hyperlink w:history="1" r:id="rId0a5-uhu_gd7zuizbk9ygc">
               <w:r>
                 <w:rPr>
                   <w:rFonts w:ascii="Arial" w:cs="Arial" w:eastAsia="Arial" w:hAnsi="Arial"/>
@@ -158,7 +158,7 @@
               <w:br/>
               <w:t xml:space="preserve"/>
             </w:r>
-            <w:hyperlink w:history="1" r:id="rIdw-1lwtwjv4vgjx6lviqco">
+            <w:hyperlink w:history="1" r:id="rId-jubgwc3svpqbyw6rpkax">
               <w:r>
                 <w:rPr>
                   <w:rFonts w:ascii="Arial" w:cs="Arial" w:eastAsia="Arial" w:hAnsi="Arial"/>
@@ -176,7 +176,7 @@
               <w:br/>
               <w:t xml:space="preserve"/>
             </w:r>
-            <w:hyperlink w:history="1" r:id="rIdyxctqa6xvy-bszfywfuge">
+            <w:hyperlink w:history="1" r:id="rIdujnjnmtxebflj1-y9hrak">
               <w:r>
                 <w:rPr>
                   <w:rFonts w:ascii="Arial" w:cs="Arial" w:eastAsia="Arial" w:hAnsi="Arial"/>
@@ -195,6 +195,17 @@
     </w:tbl>
     <w:p>
       <w:pPr>
+        <w:spacing w:after="80" w:line="260" w:lineRule="atLeast"/>
+      </w:pPr>
+      <w:r>
+        <w:rPr>
+          <w:rFonts w:ascii="Arial" w:cs="Arial" w:eastAsia="Arial" w:hAnsi="Arial"/>
+        </w:rPr>
+        <w:t xml:space="preserve">Strategic product thinker, Figma expert, and design/front-end engineer. I was writing front-end before agentic coding — now primarily designing in the browser with Claude Code/Codex and Tailwind, shipping both functional prototypes and production code.</w:t>
+      </w:r>
+    </w:p>
+    <w:p>
+      <w:pPr>
         <w:pBdr>
           <w:bottom w:val="single" w:color="DDDDDD" w:sz="4" w:space="4"/>
         </w:pBdr>
@@ -228,7 +239,7 @@
         <w:rPr>
           <w:rFonts w:ascii="Arial" w:cs="Arial" w:eastAsia="Arial" w:hAnsi="Arial"/>
         </w:rPr>
-        <w:t xml:space="preserve">15+ years leading design on dev/product teams at early-seed startups, often 0 to 1, with experience across industries — AI, data science, entertainment, messaging, ecommerce, fintech and more</w:t>
+        <w:t xml:space="preserve">15+ years leading design at early-stage startups — from 0 to 1 through 2.0 and GTM. Across AI, data science, entertainment, messaging, ecommerce, and fintech.</w:t>
       </w:r>
     </w:p>
     <w:p>
@@ -246,7 +257,7 @@
         <w:rPr>
           <w:rFonts w:ascii="Arial" w:cs="Arial" w:eastAsia="Arial" w:hAnsi="Arial"/>
         </w:rPr>
-        <w:t xml:space="preserve">Strategic product thinker, Figma expert, and front-end dev (HTML/CSS, Tailwind, Claude Code). Experienced in validating ideas with design sprints, prototyping end-to-end flows, and refining production UIs in code</w:t>
+        <w:t xml:space="preserve">A pixel-perfect designer who ships in code. Sweating the visual details — prototyping end-to-end flows and refining high-fidelity production UIs directly in the front-end.</w:t>
       </w:r>
     </w:p>
     <w:p>
@@ -264,7 +275,7 @@
         <w:rPr>
           <w:rFonts w:ascii="Arial" w:cs="Arial" w:eastAsia="Arial" w:hAnsi="Arial"/>
         </w:rPr>
-        <w:t xml:space="preserve">Fluent in agile/sprint workflows and in building process for product teams. Helped create a 'Shape Up' process that organized a ~45-developer company into four product teams, building cross-functionally and shipping consistently on a staggered cadence</w:t>
+        <w:t xml:space="preserve">Process builder and systems architect. Architected multi-platform design systems. Built a process that organized a ~45-developer company into four cross-functional teams shipping on a steady cadence.</w:t>
       </w:r>
     </w:p>
     <w:p>
@@ -282,7 +293,25 @@
         <w:rPr>
           <w:rFonts w:ascii="Arial" w:cs="Arial" w:eastAsia="Arial" w:hAnsi="Arial"/>
         </w:rPr>
-        <w:t xml:space="preserve">Shipped 40+ products across web, iOS, and Android — including a #1 Paid iPhone app and a platform that grossed $33M in year one. Co-founded a 20-person agency and a messaging app that raised $3M</w:t>
+        <w:t xml:space="preserve">Track record. 40+ products across web, iOS, and Android — including a #1 Paid iPhone app and a platform that grossed $33M in year one.</w:t>
+      </w:r>
+    </w:p>
+    <w:p>
+      <w:pPr>
+        <w:pStyle w:val="ListParagraph"/>
+        <w:keepNext w:val="false"/>
+        <w:keepLines/>
+        <w:numPr>
+          <w:ilvl w:val="0"/>
+          <w:numId w:val="2"/>
+        </w:numPr>
+        <w:spacing w:after="140" w:line="260" w:lineRule="atLeast"/>
+      </w:pPr>
+      <w:r>
+        <w:rPr>
+          <w:rFonts w:ascii="Arial" w:cs="Arial" w:eastAsia="Arial" w:hAnsi="Arial"/>
+        </w:rPr>
+        <w:t xml:space="preserve">Founder &amp; client services. Co-founded a 20-person design/dev agency and a $3M-funded messaging app. The agency became a concepting and prototyping shop for Warner Bros — with work for Ellen, DreamWorks, and The Economist along the way.</w:t>
       </w:r>
     </w:p>
     <w:p>
@@ -1533,7 +1562,7 @@
         <w:rPr>
           <w:rFonts w:ascii="Arial" w:cs="Arial" w:eastAsia="Arial" w:hAnsi="Arial"/>
         </w:rPr>
-        <w:t xml:space="preserve">Guitar and vocals in a rock/metal band · Recording and mixing in Logic Pro · Indoor soccer and racquetball · Mountain biking and endurance sports · International travel (fluent in Spanish) · Adventures with my kids</w:t>
+        <w:t xml:space="preserve">Guitar and vocals in a rock/metal band · Recording and mixing in Logic Pro · Mountain biking and dirt bike racing · Video editing in Final Cut Pro · Indoor soccer and racquetball · International travel (fluent in Spanish)</w:t>
       </w:r>
     </w:p>
     <w:p>

--- a/public/dave-keller-resume.docx
+++ b/public/dave-keller-resume.docx
@@ -140,7 +140,7 @@
               </w:rPr>
               <w:t xml:space="preserve">512.595.6213  |  </w:t>
             </w:r>
-            <w:hyperlink w:history="1" r:id="rId0a5-uhu_gd7zuizbk9ygc">
+            <w:hyperlink w:history="1" r:id="rIdfkygs_x1mapariw2lcvu_">
               <w:r>
                 <w:rPr>
                   <w:rFonts w:ascii="Arial" w:cs="Arial" w:eastAsia="Arial" w:hAnsi="Arial"/>
@@ -158,7 +158,7 @@
               <w:br/>
               <w:t xml:space="preserve"/>
             </w:r>
-            <w:hyperlink w:history="1" r:id="rId-jubgwc3svpqbyw6rpkax">
+            <w:hyperlink w:history="1" r:id="rIdhakilrcccgp82m467mp-i">
               <w:r>
                 <w:rPr>
                   <w:rFonts w:ascii="Arial" w:cs="Arial" w:eastAsia="Arial" w:hAnsi="Arial"/>
@@ -176,7 +176,7 @@
               <w:br/>
               <w:t xml:space="preserve"/>
             </w:r>
-            <w:hyperlink w:history="1" r:id="rIdujnjnmtxebflj1-y9hrak">
+            <w:hyperlink w:history="1" r:id="rIdhgemoygwfvtoyrcpnjuji">
               <w:r>
                 <w:rPr>
                   <w:rFonts w:ascii="Arial" w:cs="Arial" w:eastAsia="Arial" w:hAnsi="Arial"/>
@@ -761,7 +761,7 @@
         <w:rPr>
           <w:rFonts w:ascii="Arial" w:cs="Arial" w:eastAsia="Arial" w:hAnsi="Arial"/>
         </w:rPr>
-        <w:t xml:space="preserve">Co-created the Shape Up process across 4 cross-functional teams and mentored the designers running it</w:t>
+        <w:t xml:space="preserve">Co-created a product-development process across 4 cross-functional teams and mentored the designers running it</w:t>
       </w:r>
     </w:p>
     <w:p>
@@ -2102,7 +2102,7 @@
               <w:rPr>
                 <w:rFonts w:ascii="Arial" w:cs="Arial" w:eastAsia="Arial" w:hAnsi="Arial"/>
               </w:rPr>
-              <w:t xml:space="preserve">Agile / Shape Up / design sprints</w:t>
+              <w:t xml:space="preserve">Agile / design sprints</w:t>
             </w:r>
           </w:p>
         </w:tc>

--- a/public/dave-keller-resume.docx
+++ b/public/dave-keller-resume.docx
@@ -140,7 +140,7 @@
               </w:rPr>
               <w:t xml:space="preserve">512.595.6213  |  </w:t>
             </w:r>
-            <w:hyperlink w:history="1" r:id="rIdfkygs_x1mapariw2lcvu_">
+            <w:hyperlink w:history="1" r:id="rIdkx2z40pnuvijlg-rykper">
               <w:r>
                 <w:rPr>
                   <w:rFonts w:ascii="Arial" w:cs="Arial" w:eastAsia="Arial" w:hAnsi="Arial"/>
@@ -158,7 +158,7 @@
               <w:br/>
               <w:t xml:space="preserve"/>
             </w:r>
-            <w:hyperlink w:history="1" r:id="rIdhakilrcccgp82m467mp-i">
+            <w:hyperlink w:history="1" r:id="rIdhuwrnh_sxhnstqazr065r">
               <w:r>
                 <w:rPr>
                   <w:rFonts w:ascii="Arial" w:cs="Arial" w:eastAsia="Arial" w:hAnsi="Arial"/>
@@ -176,7 +176,7 @@
               <w:br/>
               <w:t xml:space="preserve"/>
             </w:r>
-            <w:hyperlink w:history="1" r:id="rIdhgemoygwfvtoyrcpnjuji">
+            <w:hyperlink w:history="1" r:id="rIdifzvsz6tsr6dj1tw-7opl">
               <w:r>
                 <w:rPr>
                   <w:rFonts w:ascii="Arial" w:cs="Arial" w:eastAsia="Arial" w:hAnsi="Arial"/>
@@ -193,17 +193,6 @@
         </w:tc>
       </w:tr>
     </w:tbl>
-    <w:p>
-      <w:pPr>
-        <w:spacing w:after="80" w:line="260" w:lineRule="atLeast"/>
-      </w:pPr>
-      <w:r>
-        <w:rPr>
-          <w:rFonts w:ascii="Arial" w:cs="Arial" w:eastAsia="Arial" w:hAnsi="Arial"/>
-        </w:rPr>
-        <w:t xml:space="preserve">Strategic product thinker, Figma expert, and design/front-end engineer. I was writing front-end before agentic coding — now primarily designing in the browser with Claude Code/Codex and Tailwind, shipping both functional prototypes and production code.</w:t>
-      </w:r>
-    </w:p>
     <w:p>
       <w:pPr>
         <w:pBdr>

--- a/public/dave-keller-resume.docx
+++ b/public/dave-keller-resume.docx
@@ -140,7 +140,25 @@
               </w:rPr>
               <w:t xml:space="preserve">512.595.6213  |  </w:t>
             </w:r>
-            <w:hyperlink w:history="1" r:id="rIdkx2z40pnuvijlg-rykper">
+            <w:hyperlink w:history="1" r:id="rIduvffpvlg4yisglaexhowg">
+              <w:r>
+                <w:rPr>
+                  <w:rFonts w:ascii="Arial" w:cs="Arial" w:eastAsia="Arial" w:hAnsi="Arial"/>
+                  <w:color w:val="555555"/>
+                  <w:sz w:val="18"/>
+                  <w:szCs w:val="18"/>
+                </w:rPr>
+                <w:t xml:space="preserve">davekeller@me.com</w:t>
+              </w:r>
+            </w:hyperlink>
+            <w:r>
+              <w:rPr>
+                <w:rFonts w:ascii="Arial" w:cs="Arial" w:eastAsia="Arial" w:hAnsi="Arial"/>
+              </w:rPr>
+              <w:br/>
+              <w:t xml:space="preserve"/>
+            </w:r>
+            <w:hyperlink w:history="1" r:id="rIdfvh8ltjlufrujiwvcpkq7">
               <w:r>
                 <w:rPr>
                   <w:rFonts w:ascii="Arial" w:cs="Arial" w:eastAsia="Arial" w:hAnsi="Arial"/>
@@ -158,25 +176,16 @@
               <w:br/>
               <w:t xml:space="preserve"/>
             </w:r>
-            <w:hyperlink w:history="1" r:id="rIdhuwrnh_sxhnstqazr065r">
-              <w:r>
-                <w:rPr>
-                  <w:rFonts w:ascii="Arial" w:cs="Arial" w:eastAsia="Arial" w:hAnsi="Arial"/>
-                  <w:color w:val="555555"/>
-                  <w:sz w:val="18"/>
-                  <w:szCs w:val="18"/>
-                </w:rPr>
-                <w:t xml:space="preserve">davekeller@me.com</w:t>
-              </w:r>
-            </w:hyperlink>
-            <w:r>
-              <w:rPr>
-                <w:rFonts w:ascii="Arial" w:cs="Arial" w:eastAsia="Arial" w:hAnsi="Arial"/>
-              </w:rPr>
-              <w:br/>
-              <w:t xml:space="preserve"/>
-            </w:r>
-            <w:hyperlink w:history="1" r:id="rIdifzvsz6tsr6dj1tw-7opl">
+            <w:r>
+              <w:rPr>
+                <w:rFonts w:ascii="Arial" w:cs="Arial" w:eastAsia="Arial" w:hAnsi="Arial"/>
+                <w:color w:val="555555"/>
+                <w:sz w:val="18"/>
+                <w:szCs w:val="18"/>
+              </w:rPr>
+              <w:t xml:space="preserve">Portfolio: </w:t>
+            </w:r>
+            <w:hyperlink w:history="1" r:id="rIdvxgcuxjdapv7pexhocgo9">
               <w:r>
                 <w:rPr>
                   <w:rFonts w:ascii="Arial" w:cs="Arial" w:eastAsia="Arial" w:hAnsi="Arial"/>
@@ -186,7 +195,7 @@
                   <w:sz w:val="18"/>
                   <w:szCs w:val="18"/>
                 </w:rPr>
-                <w:t xml:space="preserve">kidastro.com</w:t>
+                <w:t xml:space="preserve">kidastro</w:t>
               </w:r>
             </w:hyperlink>
           </w:p>

--- a/public/dave-keller-resume.docx
+++ b/public/dave-keller-resume.docx
@@ -140,7 +140,7 @@
               </w:rPr>
               <w:t xml:space="preserve">512.595.6213  |  </w:t>
             </w:r>
-            <w:hyperlink w:history="1" r:id="rIduvffpvlg4yisglaexhowg">
+            <w:hyperlink w:history="1" r:id="rIdylvbtuypewczxl7as2txu">
               <w:r>
                 <w:rPr>
                   <w:rFonts w:ascii="Arial" w:cs="Arial" w:eastAsia="Arial" w:hAnsi="Arial"/>
@@ -158,24 +158,6 @@
               <w:br/>
               <w:t xml:space="preserve"/>
             </w:r>
-            <w:hyperlink w:history="1" r:id="rIdfvh8ltjlufrujiwvcpkq7">
-              <w:r>
-                <w:rPr>
-                  <w:rFonts w:ascii="Arial" w:cs="Arial" w:eastAsia="Arial" w:hAnsi="Arial"/>
-                  <w:color w:val="555555"/>
-                  <w:sz w:val="18"/>
-                  <w:szCs w:val="18"/>
-                </w:rPr>
-                <w:t xml:space="preserve">linkedin/dkells</w:t>
-              </w:r>
-            </w:hyperlink>
-            <w:r>
-              <w:rPr>
-                <w:rFonts w:ascii="Arial" w:cs="Arial" w:eastAsia="Arial" w:hAnsi="Arial"/>
-              </w:rPr>
-              <w:br/>
-              <w:t xml:space="preserve"/>
-            </w:r>
             <w:r>
               <w:rPr>
                 <w:rFonts w:ascii="Arial" w:cs="Arial" w:eastAsia="Arial" w:hAnsi="Arial"/>
@@ -185,7 +167,7 @@
               </w:rPr>
               <w:t xml:space="preserve">Portfolio: </w:t>
             </w:r>
-            <w:hyperlink w:history="1" r:id="rIdvxgcuxjdapv7pexhocgo9">
+            <w:hyperlink w:history="1" r:id="rIdh93o9htby7nviymfnpm9o">
               <w:r>
                 <w:rPr>
                   <w:rFonts w:ascii="Arial" w:cs="Arial" w:eastAsia="Arial" w:hAnsi="Arial"/>
@@ -196,6 +178,26 @@
                   <w:szCs w:val="18"/>
                 </w:rPr>
                 <w:t xml:space="preserve">kidastro</w:t>
+              </w:r>
+            </w:hyperlink>
+            <w:r>
+              <w:rPr>
+                <w:rFonts w:ascii="Arial" w:cs="Arial" w:eastAsia="Arial" w:hAnsi="Arial"/>
+                <w:color w:val="555555"/>
+                <w:sz w:val="18"/>
+                <w:szCs w:val="18"/>
+              </w:rPr>
+              <w:t xml:space="preserve">  |  </w:t>
+            </w:r>
+            <w:hyperlink w:history="1" r:id="rIdl1_klmlbvrmxwarhct4qv">
+              <w:r>
+                <w:rPr>
+                  <w:rFonts w:ascii="Arial" w:cs="Arial" w:eastAsia="Arial" w:hAnsi="Arial"/>
+                  <w:color w:val="555555"/>
+                  <w:sz w:val="18"/>
+                  <w:szCs w:val="18"/>
+                </w:rPr>
+                <w:t xml:space="preserve">linkedin/dkells</w:t>
               </w:r>
             </w:hyperlink>
           </w:p>

--- a/public/dave-keller-resume.docx
+++ b/public/dave-keller-resume.docx
@@ -138,36 +138,9 @@
                 <w:sz w:val="18"/>
                 <w:szCs w:val="18"/>
               </w:rPr>
-              <w:t xml:space="preserve">512.595.6213  |  </w:t>
-            </w:r>
-            <w:hyperlink w:history="1" r:id="rIdylvbtuypewczxl7as2txu">
-              <w:r>
-                <w:rPr>
-                  <w:rFonts w:ascii="Arial" w:cs="Arial" w:eastAsia="Arial" w:hAnsi="Arial"/>
-                  <w:color w:val="555555"/>
-                  <w:sz w:val="18"/>
-                  <w:szCs w:val="18"/>
-                </w:rPr>
-                <w:t xml:space="preserve">davekeller@me.com</w:t>
-              </w:r>
-            </w:hyperlink>
-            <w:r>
-              <w:rPr>
-                <w:rFonts w:ascii="Arial" w:cs="Arial" w:eastAsia="Arial" w:hAnsi="Arial"/>
-              </w:rPr>
-              <w:br/>
-              <w:t xml:space="preserve"/>
-            </w:r>
-            <w:r>
-              <w:rPr>
-                <w:rFonts w:ascii="Arial" w:cs="Arial" w:eastAsia="Arial" w:hAnsi="Arial"/>
-                <w:color w:val="555555"/>
-                <w:sz w:val="18"/>
-                <w:szCs w:val="18"/>
-              </w:rPr>
               <w:t xml:space="preserve">Portfolio: </w:t>
             </w:r>
-            <w:hyperlink w:history="1" r:id="rIdh93o9htby7nviymfnpm9o">
+            <w:hyperlink w:history="1" r:id="rIdsgkw7btho17xlyl8qb4h3">
               <w:r>
                 <w:rPr>
                   <w:rFonts w:ascii="Arial" w:cs="Arial" w:eastAsia="Arial" w:hAnsi="Arial"/>
@@ -177,7 +150,7 @@
                   <w:sz w:val="18"/>
                   <w:szCs w:val="18"/>
                 </w:rPr>
-                <w:t xml:space="preserve">kidastro</w:t>
+                <w:t xml:space="preserve">kidastro.com</w:t>
               </w:r>
             </w:hyperlink>
             <w:r>
@@ -189,7 +162,7 @@
               </w:rPr>
               <w:t xml:space="preserve">  |  </w:t>
             </w:r>
-            <w:hyperlink w:history="1" r:id="rIdl1_klmlbvrmxwarhct4qv">
+            <w:hyperlink w:history="1" r:id="rIdiel1s8kvr-lhnvz-cjb0c">
               <w:r>
                 <w:rPr>
                   <w:rFonts w:ascii="Arial" w:cs="Arial" w:eastAsia="Arial" w:hAnsi="Arial"/>
@@ -198,6 +171,33 @@
                   <w:szCs w:val="18"/>
                 </w:rPr>
                 <w:t xml:space="preserve">linkedin/dkells</w:t>
+              </w:r>
+            </w:hyperlink>
+            <w:r>
+              <w:rPr>
+                <w:rFonts w:ascii="Arial" w:cs="Arial" w:eastAsia="Arial" w:hAnsi="Arial"/>
+              </w:rPr>
+              <w:br/>
+              <w:t xml:space="preserve"/>
+            </w:r>
+            <w:r>
+              <w:rPr>
+                <w:rFonts w:ascii="Arial" w:cs="Arial" w:eastAsia="Arial" w:hAnsi="Arial"/>
+                <w:color w:val="555555"/>
+                <w:sz w:val="18"/>
+                <w:szCs w:val="18"/>
+              </w:rPr>
+              <w:t xml:space="preserve">512.595.6213  |  </w:t>
+            </w:r>
+            <w:hyperlink w:history="1" r:id="rIdszzis0ptftlffof9gbbtm">
+              <w:r>
+                <w:rPr>
+                  <w:rFonts w:ascii="Arial" w:cs="Arial" w:eastAsia="Arial" w:hAnsi="Arial"/>
+                  <w:color w:val="555555"/>
+                  <w:sz w:val="18"/>
+                  <w:szCs w:val="18"/>
+                </w:rPr>
+                <w:t xml:space="preserve">davekeller@me.com</w:t>
               </w:r>
             </w:hyperlink>
           </w:p>

--- a/public/dave-keller-resume.docx
+++ b/public/dave-keller-resume.docx
@@ -138,45 +138,9 @@
                 <w:sz w:val="18"/>
                 <w:szCs w:val="18"/>
               </w:rPr>
-              <w:t xml:space="preserve">512.595.6213  |  </w:t>
-            </w:r>
-            <w:hyperlink w:history="1" r:id="rIdydoxbnqgl8vmjf7o-ozud">
-              <w:r>
-                <w:rPr>
-                  <w:rFonts w:ascii="Arial" w:cs="Arial" w:eastAsia="Arial" w:hAnsi="Arial"/>
-                  <w:color w:val="555555"/>
-                  <w:sz w:val="18"/>
-                  <w:szCs w:val="18"/>
-                </w:rPr>
-                <w:t xml:space="preserve">linkedin/dkells</w:t>
-              </w:r>
-            </w:hyperlink>
-            <w:r>
-              <w:rPr>
-                <w:rFonts w:ascii="Arial" w:cs="Arial" w:eastAsia="Arial" w:hAnsi="Arial"/>
-              </w:rPr>
-              <w:br/>
-              <w:t xml:space="preserve"/>
-            </w:r>
-            <w:hyperlink w:history="1" r:id="rIdw-1lwtwjv4vgjx6lviqco">
-              <w:r>
-                <w:rPr>
-                  <w:rFonts w:ascii="Arial" w:cs="Arial" w:eastAsia="Arial" w:hAnsi="Arial"/>
-                  <w:color w:val="555555"/>
-                  <w:sz w:val="18"/>
-                  <w:szCs w:val="18"/>
-                </w:rPr>
-                <w:t xml:space="preserve">davekeller@me.com</w:t>
-              </w:r>
-            </w:hyperlink>
-            <w:r>
-              <w:rPr>
-                <w:rFonts w:ascii="Arial" w:cs="Arial" w:eastAsia="Arial" w:hAnsi="Arial"/>
-              </w:rPr>
-              <w:br/>
-              <w:t xml:space="preserve"/>
-            </w:r>
-            <w:hyperlink w:history="1" r:id="rIdyxctqa6xvy-bszfywfuge">
+              <w:t xml:space="preserve">Portfolio: </w:t>
+            </w:r>
+            <w:hyperlink w:history="1" r:id="rIdsgkw7btho17xlyl8qb4h3">
               <w:r>
                 <w:rPr>
                   <w:rFonts w:ascii="Arial" w:cs="Arial" w:eastAsia="Arial" w:hAnsi="Arial"/>
@@ -189,6 +153,53 @@
                 <w:t xml:space="preserve">kidastro.com</w:t>
               </w:r>
             </w:hyperlink>
+            <w:r>
+              <w:rPr>
+                <w:rFonts w:ascii="Arial" w:cs="Arial" w:eastAsia="Arial" w:hAnsi="Arial"/>
+                <w:color w:val="555555"/>
+                <w:sz w:val="18"/>
+                <w:szCs w:val="18"/>
+              </w:rPr>
+              <w:t xml:space="preserve">  |  </w:t>
+            </w:r>
+            <w:hyperlink w:history="1" r:id="rIdiel1s8kvr-lhnvz-cjb0c">
+              <w:r>
+                <w:rPr>
+                  <w:rFonts w:ascii="Arial" w:cs="Arial" w:eastAsia="Arial" w:hAnsi="Arial"/>
+                  <w:color w:val="555555"/>
+                  <w:sz w:val="18"/>
+                  <w:szCs w:val="18"/>
+                </w:rPr>
+                <w:t xml:space="preserve">linkedin/dkells</w:t>
+              </w:r>
+            </w:hyperlink>
+            <w:r>
+              <w:rPr>
+                <w:rFonts w:ascii="Arial" w:cs="Arial" w:eastAsia="Arial" w:hAnsi="Arial"/>
+              </w:rPr>
+              <w:br/>
+              <w:t xml:space="preserve"/>
+            </w:r>
+            <w:r>
+              <w:rPr>
+                <w:rFonts w:ascii="Arial" w:cs="Arial" w:eastAsia="Arial" w:hAnsi="Arial"/>
+                <w:color w:val="555555"/>
+                <w:sz w:val="18"/>
+                <w:szCs w:val="18"/>
+              </w:rPr>
+              <w:t xml:space="preserve">512.595.6213  |  </w:t>
+            </w:r>
+            <w:hyperlink w:history="1" r:id="rIdszzis0ptftlffof9gbbtm">
+              <w:r>
+                <w:rPr>
+                  <w:rFonts w:ascii="Arial" w:cs="Arial" w:eastAsia="Arial" w:hAnsi="Arial"/>
+                  <w:color w:val="555555"/>
+                  <w:sz w:val="18"/>
+                  <w:szCs w:val="18"/>
+                </w:rPr>
+                <w:t xml:space="preserve">davekeller@me.com</w:t>
+              </w:r>
+            </w:hyperlink>
           </w:p>
         </w:tc>
       </w:tr>
@@ -228,7 +239,7 @@
         <w:rPr>
           <w:rFonts w:ascii="Arial" w:cs="Arial" w:eastAsia="Arial" w:hAnsi="Arial"/>
         </w:rPr>
-        <w:t xml:space="preserve">15+ years leading design on dev/product teams at early-seed startups, often 0 to 1, with experience across industries — AI, data science, entertainment, messaging, ecommerce, fintech and more</w:t>
+        <w:t xml:space="preserve">15+ years leading design at early-stage startups — from 0 to 1 through 2.0 and GTM. Across AI, data science, entertainment, messaging, ecommerce, and fintech.</w:t>
       </w:r>
     </w:p>
     <w:p>
@@ -246,7 +257,7 @@
         <w:rPr>
           <w:rFonts w:ascii="Arial" w:cs="Arial" w:eastAsia="Arial" w:hAnsi="Arial"/>
         </w:rPr>
-        <w:t xml:space="preserve">Strategic product thinker, Figma expert, and front-end dev (HTML/CSS, Tailwind, Claude Code). Experienced in validating ideas with design sprints, prototyping end-to-end flows, and refining production UIs in code</w:t>
+        <w:t xml:space="preserve">A pixel-perfect designer who ships in code. Sweating the visual details — prototyping end-to-end flows and refining high-fidelity production UIs directly in the front-end.</w:t>
       </w:r>
     </w:p>
     <w:p>
@@ -264,7 +275,7 @@
         <w:rPr>
           <w:rFonts w:ascii="Arial" w:cs="Arial" w:eastAsia="Arial" w:hAnsi="Arial"/>
         </w:rPr>
-        <w:t xml:space="preserve">Fluent in agile/sprint workflows and in building process for product teams. Helped create a 'Shape Up' process that organized a ~45-developer company into four product teams, building cross-functionally and shipping consistently on a staggered cadence</w:t>
+        <w:t xml:space="preserve">Process builder and systems architect. Architected multi-platform design systems. Built a process that organized a ~45-developer company into four cross-functional teams shipping on a steady cadence.</w:t>
       </w:r>
     </w:p>
     <w:p>
@@ -282,7 +293,25 @@
         <w:rPr>
           <w:rFonts w:ascii="Arial" w:cs="Arial" w:eastAsia="Arial" w:hAnsi="Arial"/>
         </w:rPr>
-        <w:t xml:space="preserve">Shipped 40+ products across web, iOS, and Android — including a #1 Paid iPhone app and a platform that grossed $33M in year one. Co-founded a 20-person agency and a messaging app that raised $3M</w:t>
+        <w:t xml:space="preserve">Track record. 40+ products across web, iOS, and Android — including a #1 Paid iPhone app and a platform that grossed $33M in year one.</w:t>
+      </w:r>
+    </w:p>
+    <w:p>
+      <w:pPr>
+        <w:pStyle w:val="ListParagraph"/>
+        <w:keepNext w:val="false"/>
+        <w:keepLines/>
+        <w:numPr>
+          <w:ilvl w:val="0"/>
+          <w:numId w:val="2"/>
+        </w:numPr>
+        <w:spacing w:after="140" w:line="260" w:lineRule="atLeast"/>
+      </w:pPr>
+      <w:r>
+        <w:rPr>
+          <w:rFonts w:ascii="Arial" w:cs="Arial" w:eastAsia="Arial" w:hAnsi="Arial"/>
+        </w:rPr>
+        <w:t xml:space="preserve">Founder &amp; client services. Co-founded a 20-person design/dev agency and a $3M-funded messaging app. The agency became a concepting and prototyping shop for Warner Bros — with work for Ellen, DreamWorks, and The Economist along the way.</w:t>
       </w:r>
     </w:p>
     <w:p>
@@ -732,7 +761,7 @@
         <w:rPr>
           <w:rFonts w:ascii="Arial" w:cs="Arial" w:eastAsia="Arial" w:hAnsi="Arial"/>
         </w:rPr>
-        <w:t xml:space="preserve">Co-created the Shape Up process across 4 cross-functional teams and mentored the designers running it</w:t>
+        <w:t xml:space="preserve">Co-created a product-development process across 4 cross-functional teams and mentored the designers running it</w:t>
       </w:r>
     </w:p>
     <w:p>
@@ -1533,7 +1562,7 @@
         <w:rPr>
           <w:rFonts w:ascii="Arial" w:cs="Arial" w:eastAsia="Arial" w:hAnsi="Arial"/>
         </w:rPr>
-        <w:t xml:space="preserve">Guitar and vocals in a rock/metal band · Recording and mixing in Logic Pro · Indoor soccer and racquetball · Mountain biking and endurance sports · International travel (fluent in Spanish) · Adventures with my kids</w:t>
+        <w:t xml:space="preserve">Guitar and vocals in a rock/metal band · Recording and mixing in Logic Pro · Mountain biking and dirt bike racing · Video editing in Final Cut Pro · Indoor soccer and racquetball · International travel (fluent in Spanish)</w:t>
       </w:r>
     </w:p>
     <w:p>
@@ -2073,7 +2102,7 @@
               <w:rPr>
                 <w:rFonts w:ascii="Arial" w:cs="Arial" w:eastAsia="Arial" w:hAnsi="Arial"/>
               </w:rPr>
-              <w:t xml:space="preserve">Agile / Shape Up / design sprints</w:t>
+              <w:t xml:space="preserve">Agile / design sprints</w:t>
             </w:r>
           </w:p>
         </w:tc>

--- a/public/dave-keller-resume.docx
+++ b/public/dave-keller-resume.docx
@@ -140,7 +140,7 @@
               </w:rPr>
               <w:t xml:space="preserve">Portfolio: </w:t>
             </w:r>
-            <w:hyperlink w:history="1" r:id="rIdsgkw7btho17xlyl8qb4h3">
+            <w:hyperlink w:history="1" r:id="rIdb4tvxzhzk8havh41uzbja">
               <w:r>
                 <w:rPr>
                   <w:rFonts w:ascii="Arial" w:cs="Arial" w:eastAsia="Arial" w:hAnsi="Arial"/>
@@ -162,7 +162,7 @@
               </w:rPr>
               <w:t xml:space="preserve">  |  </w:t>
             </w:r>
-            <w:hyperlink w:history="1" r:id="rIdiel1s8kvr-lhnvz-cjb0c">
+            <w:hyperlink w:history="1" r:id="rId2m-ddhriorfyvoiwwpnck">
               <w:r>
                 <w:rPr>
                   <w:rFonts w:ascii="Arial" w:cs="Arial" w:eastAsia="Arial" w:hAnsi="Arial"/>
@@ -189,7 +189,7 @@
               </w:rPr>
               <w:t xml:space="preserve">512.595.6213  |  </w:t>
             </w:r>
-            <w:hyperlink w:history="1" r:id="rIdszzis0ptftlffof9gbbtm">
+            <w:hyperlink w:history="1" r:id="rIda25b4iw-7zc3gb4vjb8en">
               <w:r>
                 <w:rPr>
                   <w:rFonts w:ascii="Arial" w:cs="Arial" w:eastAsia="Arial" w:hAnsi="Arial"/>
@@ -275,7 +275,7 @@
         <w:rPr>
           <w:rFonts w:ascii="Arial" w:cs="Arial" w:eastAsia="Arial" w:hAnsi="Arial"/>
         </w:rPr>
-        <w:t xml:space="preserve">Process builder and systems architect. Architected multi-platform design systems. Built a process that organized a ~45-developer company into four cross-functional teams shipping on a steady cadence.</w:t>
+        <w:t xml:space="preserve">Design system architect and process builder. Architected multi-platform design systems. Built a process that organized a ~45-developer company into four cross-functional teams shipping on a steady cadence.</w:t>
       </w:r>
     </w:p>
     <w:p>
@@ -293,7 +293,7 @@
         <w:rPr>
           <w:rFonts w:ascii="Arial" w:cs="Arial" w:eastAsia="Arial" w:hAnsi="Arial"/>
         </w:rPr>
-        <w:t xml:space="preserve">Track record. 40+ products across web, iOS, and Android — including a #1 Paid iPhone app and a platform that grossed $33M in year one.</w:t>
+        <w:t xml:space="preserve">Track record. 40+ products across web, iOS, and Android — including a #1 Paid iPhone app and a 0 → 1 platform that grossed $33M in year one.</w:t>
       </w:r>
     </w:p>
     <w:p>

--- a/public/dave-keller-resume.docx
+++ b/public/dave-keller-resume.docx
@@ -140,7 +140,7 @@
               </w:rPr>
               <w:t xml:space="preserve">Portfolio: </w:t>
             </w:r>
-            <w:hyperlink w:history="1" r:id="rIdb4tvxzhzk8havh41uzbja">
+            <w:hyperlink w:history="1" r:id="rIdi-kvmchfazpny0qiyybnp">
               <w:r>
                 <w:rPr>
                   <w:rFonts w:ascii="Arial" w:cs="Arial" w:eastAsia="Arial" w:hAnsi="Arial"/>
@@ -162,7 +162,7 @@
               </w:rPr>
               <w:t xml:space="preserve">  |  </w:t>
             </w:r>
-            <w:hyperlink w:history="1" r:id="rId2m-ddhriorfyvoiwwpnck">
+            <w:hyperlink w:history="1" r:id="rIdp0gzdoyn7fxw6-ahct-uz">
               <w:r>
                 <w:rPr>
                   <w:rFonts w:ascii="Arial" w:cs="Arial" w:eastAsia="Arial" w:hAnsi="Arial"/>
@@ -189,7 +189,7 @@
               </w:rPr>
               <w:t xml:space="preserve">512.595.6213  |  </w:t>
             </w:r>
-            <w:hyperlink w:history="1" r:id="rIda25b4iw-7zc3gb4vjb8en">
+            <w:hyperlink w:history="1" r:id="rIdgcyfje5u1qx8davtdnxqp">
               <w:r>
                 <w:rPr>
                   <w:rFonts w:ascii="Arial" w:cs="Arial" w:eastAsia="Arial" w:hAnsi="Arial"/>
@@ -311,7 +311,7 @@
         <w:rPr>
           <w:rFonts w:ascii="Arial" w:cs="Arial" w:eastAsia="Arial" w:hAnsi="Arial"/>
         </w:rPr>
-        <w:t xml:space="preserve">Founder &amp; client services. Co-founded a 20-person design/dev agency and a $3M-funded messaging app. The agency became a concepting and prototyping shop for Warner Bros — with work for Ellen, DreamWorks, and The Economist along the way.</w:t>
+        <w:t xml:space="preserve">Founder &amp; client services. Co-founded a 20-person design/dev agency and a $3M-funded messaging app. The agency became a concepting and prototyping shop for Warner Bros. — with work for Ellen, DreamWorks, and The Economist along the way.</w:t>
       </w:r>
     </w:p>
     <w:p>
@@ -367,7 +367,7 @@
         <w:rPr>
           <w:rFonts w:ascii="Arial" w:cs="Arial" w:eastAsia="Arial" w:hAnsi="Arial"/>
         </w:rPr>
-        <w:t xml:space="preserve">Designing in front-end (prototypes to production) with Claude Code, Cursor and Tailwind</w:t>
+        <w:t xml:space="preserve">Designing in the front-end (prototypes to production) with Claude Code, Cursor, and Tailwind</w:t>
       </w:r>
     </w:p>
     <w:p>
@@ -403,7 +403,7 @@
         <w:rPr>
           <w:rFonts w:ascii="Arial" w:cs="Arial" w:eastAsia="Arial" w:hAnsi="Arial"/>
         </w:rPr>
-        <w:t xml:space="preserve">Fluent in GitHub — push/pull, branches, and PRs; Linear, Trello and Notion for sprint planning and docs</w:t>
+        <w:t xml:space="preserve">Fluent in GitHub — push/pull, branches, and PRs; Linear, Trello, and Notion for sprint planning and docs</w:t>
       </w:r>
     </w:p>
     <w:p>
@@ -1187,7 +1187,7 @@
         <w:rPr>
           <w:rFonts w:ascii="Arial" w:cs="Arial" w:eastAsia="Arial" w:hAnsi="Arial"/>
         </w:rPr>
-        <w:t xml:space="preserve">Designed Rodio, a retail workforce communication platform. Partnered with Fortune-100 Kronos and signed MarketSource (Target/Best Buy), reaching millions of daily interactions.</w:t>
+        <w:t xml:space="preserve">Designed Rodio, a retail workforce communication platform. Partnered with Fortune 100 Kronos and signed MarketSource (Target/Best Buy), reaching millions of daily interactions.</w:t>
       </w:r>
     </w:p>
     <w:p>
@@ -1698,7 +1698,7 @@
               <w:rPr>
                 <w:rFonts w:ascii="Arial" w:cs="Arial" w:eastAsia="Arial" w:hAnsi="Arial"/>
               </w:rPr>
-              <w:t xml:space="preserve">design systems / component libraries</w:t>
+              <w:t xml:space="preserve">Design systems / component libraries</w:t>
             </w:r>
           </w:p>
         </w:tc>
@@ -1766,7 +1766,7 @@
               <w:rPr>
                 <w:rFonts w:ascii="Arial" w:cs="Arial" w:eastAsia="Arial" w:hAnsi="Arial"/>
               </w:rPr>
-              <w:t xml:space="preserve">Data Viz and Animation libraries</w:t>
+              <w:t xml:space="preserve">Data Viz / Animation libraries</w:t>
             </w:r>
           </w:p>
         </w:tc>

--- a/public/dave-keller-resume.docx
+++ b/public/dave-keller-resume.docx
@@ -140,7 +140,7 @@
               </w:rPr>
               <w:t xml:space="preserve">Portfolio: </w:t>
             </w:r>
-            <w:hyperlink w:history="1" r:id="rIdi-kvmchfazpny0qiyybnp">
+            <w:hyperlink w:history="1" r:id="rIdsvmhuhxuoavb32ugvvfaa">
               <w:r>
                 <w:rPr>
                   <w:rFonts w:ascii="Arial" w:cs="Arial" w:eastAsia="Arial" w:hAnsi="Arial"/>
@@ -162,7 +162,7 @@
               </w:rPr>
               <w:t xml:space="preserve">  |  </w:t>
             </w:r>
-            <w:hyperlink w:history="1" r:id="rIdp0gzdoyn7fxw6-ahct-uz">
+            <w:hyperlink w:history="1" r:id="rId4espe2xsacy7qgmqfinb5">
               <w:r>
                 <w:rPr>
                   <w:rFonts w:ascii="Arial" w:cs="Arial" w:eastAsia="Arial" w:hAnsi="Arial"/>
@@ -189,7 +189,7 @@
               </w:rPr>
               <w:t xml:space="preserve">512.595.6213  |  </w:t>
             </w:r>
-            <w:hyperlink w:history="1" r:id="rIdgcyfje5u1qx8davtdnxqp">
+            <w:hyperlink w:history="1" r:id="rIdsh6pmj8xksdfnjdrjhwec">
               <w:r>
                 <w:rPr>
                   <w:rFonts w:ascii="Arial" w:cs="Arial" w:eastAsia="Arial" w:hAnsi="Arial"/>
@@ -239,7 +239,7 @@
         <w:rPr>
           <w:rFonts w:ascii="Arial" w:cs="Arial" w:eastAsia="Arial" w:hAnsi="Arial"/>
         </w:rPr>
-        <w:t xml:space="preserve">15+ years leading design at early-stage startups — from 0 to 1 through 2.0 and GTM. Across AI, data science, entertainment, messaging, ecommerce, and fintech.</w:t>
+        <w:t xml:space="preserve">15+ years leading design at early-stage startups. From 0 → 1 through 2.0 and GTM, across AI, data science, entertainment, messaging, ecommerce, and fintech.</w:t>
       </w:r>
     </w:p>
     <w:p>
@@ -275,7 +275,7 @@
         <w:rPr>
           <w:rFonts w:ascii="Arial" w:cs="Arial" w:eastAsia="Arial" w:hAnsi="Arial"/>
         </w:rPr>
-        <w:t xml:space="preserve">Design system architect and process builder. Architected multi-platform design systems. Built a process that organized a ~45-developer company into four cross-functional teams shipping on a steady cadence.</w:t>
+        <w:t xml:space="preserve">Design system architect and process builder. Architected multi-platform design systems. Built a process that organized a ~45-developer company into 4 cross-functional teams shipping on a steady cadence.</w:t>
       </w:r>
     </w:p>
     <w:p>
@@ -367,7 +367,7 @@
         <w:rPr>
           <w:rFonts w:ascii="Arial" w:cs="Arial" w:eastAsia="Arial" w:hAnsi="Arial"/>
         </w:rPr>
-        <w:t xml:space="preserve">Designing in the front-end (prototypes to production) with Claude Code, Cursor, and Tailwind</w:t>
+        <w:t xml:space="preserve">Experienced designing in the front-end (prototypes to production) with Claude Code, Cursor, and Tailwind</w:t>
       </w:r>
     </w:p>
     <w:p>

--- a/public/dave-keller-resume.docx
+++ b/public/dave-keller-resume.docx
@@ -140,7 +140,7 @@
               </w:rPr>
               <w:t xml:space="preserve">Portfolio: </w:t>
             </w:r>
-            <w:hyperlink w:history="1" r:id="rIdsvmhuhxuoavb32ugvvfaa">
+            <w:hyperlink w:history="1" r:id="rIdtdri-0nvvgd2id7ridlqm">
               <w:r>
                 <w:rPr>
                   <w:rFonts w:ascii="Arial" w:cs="Arial" w:eastAsia="Arial" w:hAnsi="Arial"/>
@@ -162,7 +162,7 @@
               </w:rPr>
               <w:t xml:space="preserve">  |  </w:t>
             </w:r>
-            <w:hyperlink w:history="1" r:id="rId4espe2xsacy7qgmqfinb5">
+            <w:hyperlink w:history="1" r:id="rIdipu1_yitww4yjhgrdwlv8">
               <w:r>
                 <w:rPr>
                   <w:rFonts w:ascii="Arial" w:cs="Arial" w:eastAsia="Arial" w:hAnsi="Arial"/>
@@ -189,7 +189,7 @@
               </w:rPr>
               <w:t xml:space="preserve">512.595.6213  |  </w:t>
             </w:r>
-            <w:hyperlink w:history="1" r:id="rIdsh6pmj8xksdfnjdrjhwec">
+            <w:hyperlink w:history="1" r:id="rIdw9tlgacibb9udhtjdox_h">
               <w:r>
                 <w:rPr>
                   <w:rFonts w:ascii="Arial" w:cs="Arial" w:eastAsia="Arial" w:hAnsi="Arial"/>
@@ -1205,7 +1205,7 @@
         <w:rPr>
           <w:rFonts w:ascii="Arial" w:cs="Arial" w:eastAsia="Arial" w:hAnsi="Arial"/>
         </w:rPr>
-        <w:t xml:space="preserve">Built Rodio's multi-platform design system (master, web, iOS, Android) and led a team of 20 to 20K+ paid users</w:t>
+        <w:t xml:space="preserve">Built Rodio's multi-platform design systems (master, web, iOS, Android) and led a team of 20 to 20K+ paid users</w:t>
       </w:r>
     </w:p>
     <w:p>

--- a/public/dave-keller-resume.docx
+++ b/public/dave-keller-resume.docx
@@ -111,7 +111,7 @@
                 <w:sz w:val="21"/>
                 <w:szCs w:val="21"/>
               </w:rPr>
-              <w:t xml:space="preserve">design engineer / lead product designer</w:t>
+              <w:t xml:space="preserve">principal product designer / design engineer</w:t>
             </w:r>
           </w:p>
         </w:tc>
@@ -140,7 +140,7 @@
               </w:rPr>
               <w:t xml:space="preserve">Portfolio: </w:t>
             </w:r>
-            <w:hyperlink w:history="1" r:id="rIdtdri-0nvvgd2id7ridlqm">
+            <w:hyperlink w:history="1" r:id="rIdcktchnf89sc5usoalvjtq">
               <w:r>
                 <w:rPr>
                   <w:rFonts w:ascii="Arial" w:cs="Arial" w:eastAsia="Arial" w:hAnsi="Arial"/>
@@ -162,7 +162,7 @@
               </w:rPr>
               <w:t xml:space="preserve">  |  </w:t>
             </w:r>
-            <w:hyperlink w:history="1" r:id="rIdipu1_yitww4yjhgrdwlv8">
+            <w:hyperlink w:history="1" r:id="rIdehyqpgrr4fhhm3ihqexjb">
               <w:r>
                 <w:rPr>
                   <w:rFonts w:ascii="Arial" w:cs="Arial" w:eastAsia="Arial" w:hAnsi="Arial"/>
@@ -189,7 +189,7 @@
               </w:rPr>
               <w:t xml:space="preserve">512.595.6213  |  </w:t>
             </w:r>
-            <w:hyperlink w:history="1" r:id="rIdw9tlgacibb9udhtjdox_h">
+            <w:hyperlink w:history="1" r:id="rIdolymbwj5kipgis4c-0ldd">
               <w:r>
                 <w:rPr>
                   <w:rFonts w:ascii="Arial" w:cs="Arial" w:eastAsia="Arial" w:hAnsi="Arial"/>
@@ -522,7 +522,7 @@
           <w:iCs/>
           <w:color w:val="555555"/>
         </w:rPr>
-        <w:t xml:space="preserve">Design Engineer / Director of Product · promoted from Senior Product Designer (Apr 2024) · Remote / Austin, TX</w:t>
+        <w:t xml:space="preserve">Principal Product Designer / Design Engineer · promoted from Senior Product Designer (Apr 2024) · Remote / Austin, TX</w:t>
       </w:r>
     </w:p>
     <w:p>
@@ -553,7 +553,7 @@
         <w:rPr>
           <w:rFonts w:ascii="Arial" w:cs="Arial" w:eastAsia="Arial" w:hAnsi="Arial"/>
         </w:rPr>
-        <w:t xml:space="preserve">Promoted to Director of Product in 6 months. Researched internal processes and designed the vision for our workflow app Aura — hands-on from business strategy to production code</w:t>
+        <w:t xml:space="preserve">Promoted to Principal Product Designer in 6 months. Researched internal processes and designed the vision for our workflow app Aura — hands-on from business strategy to production code</w:t>
       </w:r>
     </w:p>
     <w:p>

--- a/public/dave-keller-resume.docx
+++ b/public/dave-keller-resume.docx
@@ -140,7 +140,7 @@
               </w:rPr>
               <w:t xml:space="preserve">Portfolio: </w:t>
             </w:r>
-            <w:hyperlink w:history="1" r:id="rIdcktchnf89sc5usoalvjtq">
+            <w:hyperlink w:history="1" r:id="rId4z4_uetcxmbkqqj0hfjq8">
               <w:r>
                 <w:rPr>
                   <w:rFonts w:ascii="Arial" w:cs="Arial" w:eastAsia="Arial" w:hAnsi="Arial"/>
@@ -162,7 +162,7 @@
               </w:rPr>
               <w:t xml:space="preserve">  |  </w:t>
             </w:r>
-            <w:hyperlink w:history="1" r:id="rIdehyqpgrr4fhhm3ihqexjb">
+            <w:hyperlink w:history="1" r:id="rIdmsd3mhfbpsc3fjxaat5fz">
               <w:r>
                 <w:rPr>
                   <w:rFonts w:ascii="Arial" w:cs="Arial" w:eastAsia="Arial" w:hAnsi="Arial"/>
@@ -189,7 +189,7 @@
               </w:rPr>
               <w:t xml:space="preserve">512.595.6213  |  </w:t>
             </w:r>
-            <w:hyperlink w:history="1" r:id="rIdolymbwj5kipgis4c-0ldd">
+            <w:hyperlink w:history="1" r:id="rIdad4fdfznueqzgwokjvjo6">
               <w:r>
                 <w:rPr>
                   <w:rFonts w:ascii="Arial" w:cs="Arial" w:eastAsia="Arial" w:hAnsi="Arial"/>
@@ -522,7 +522,7 @@
           <w:iCs/>
           <w:color w:val="555555"/>
         </w:rPr>
-        <w:t xml:space="preserve">Principal Product Designer / Design Engineer · promoted from Senior Product Designer (Apr 2024) · Remote / Austin, TX</w:t>
+        <w:t xml:space="preserve">Principal Product Designer / Design Engineer · Remote / Austin, TX</w:t>
       </w:r>
     </w:p>
     <w:p>

--- a/public/dave-keller-resume.docx
+++ b/public/dave-keller-resume.docx
@@ -140,7 +140,7 @@
               </w:rPr>
               <w:t xml:space="preserve">Portfolio: </w:t>
             </w:r>
-            <w:hyperlink w:history="1" r:id="rId4z4_uetcxmbkqqj0hfjq8">
+            <w:hyperlink w:history="1" r:id="rIdsuypisryjajcdwx-mfnic">
               <w:r>
                 <w:rPr>
                   <w:rFonts w:ascii="Arial" w:cs="Arial" w:eastAsia="Arial" w:hAnsi="Arial"/>
@@ -162,7 +162,7 @@
               </w:rPr>
               <w:t xml:space="preserve">  |  </w:t>
             </w:r>
-            <w:hyperlink w:history="1" r:id="rIdmsd3mhfbpsc3fjxaat5fz">
+            <w:hyperlink w:history="1" r:id="rIdojlnbqvt-5vdsrpj7qn_q">
               <w:r>
                 <w:rPr>
                   <w:rFonts w:ascii="Arial" w:cs="Arial" w:eastAsia="Arial" w:hAnsi="Arial"/>
@@ -189,7 +189,7 @@
               </w:rPr>
               <w:t xml:space="preserve">512.595.6213  |  </w:t>
             </w:r>
-            <w:hyperlink w:history="1" r:id="rIdad4fdfznueqzgwokjvjo6">
+            <w:hyperlink w:history="1" r:id="rId1mwj6bmwzjyo-ozrbynbn">
               <w:r>
                 <w:rPr>
                   <w:rFonts w:ascii="Arial" w:cs="Arial" w:eastAsia="Arial" w:hAnsi="Arial"/>
@@ -761,7 +761,7 @@
         <w:rPr>
           <w:rFonts w:ascii="Arial" w:cs="Arial" w:eastAsia="Arial" w:hAnsi="Arial"/>
         </w:rPr>
-        <w:t xml:space="preserve">Co-created a product-development process across 4 cross-functional teams and mentored the designers running it</w:t>
+        <w:t xml:space="preserve">Co-created a product-development process across 4 cross-functional teams and mentored its designers</w:t>
       </w:r>
     </w:p>
     <w:p>

--- a/public/dave-keller-resume.docx
+++ b/public/dave-keller-resume.docx
@@ -140,7 +140,7 @@
               </w:rPr>
               <w:t xml:space="preserve">Portfolio: </w:t>
             </w:r>
-            <w:hyperlink w:history="1" r:id="rIdsuypisryjajcdwx-mfnic">
+            <w:hyperlink w:history="1" r:id="rIdsetnnj8vrglkwwofknvv6">
               <w:r>
                 <w:rPr>
                   <w:rFonts w:ascii="Arial" w:cs="Arial" w:eastAsia="Arial" w:hAnsi="Arial"/>
@@ -162,7 +162,7 @@
               </w:rPr>
               <w:t xml:space="preserve">  |  </w:t>
             </w:r>
-            <w:hyperlink w:history="1" r:id="rIdojlnbqvt-5vdsrpj7qn_q">
+            <w:hyperlink w:history="1" r:id="rId5kq3pjxz8ltbqycfol3tb">
               <w:r>
                 <w:rPr>
                   <w:rFonts w:ascii="Arial" w:cs="Arial" w:eastAsia="Arial" w:hAnsi="Arial"/>
@@ -189,7 +189,7 @@
               </w:rPr>
               <w:t xml:space="preserve">512.595.6213  |  </w:t>
             </w:r>
-            <w:hyperlink w:history="1" r:id="rId1mwj6bmwzjyo-ozrbynbn">
+            <w:hyperlink w:history="1" r:id="rIddo0uoopxtx5qr9bxit8ub">
               <w:r>
                 <w:rPr>
                   <w:rFonts w:ascii="Arial" w:cs="Arial" w:eastAsia="Arial" w:hAnsi="Arial"/>
@@ -694,7 +694,7 @@
           <w:iCs/>
           <w:color w:val="555555"/>
         </w:rPr>
-        <w:t xml:space="preserve">Senior Product UX/UI Designer · Hybrid / Austin, TX</w:t>
+        <w:t xml:space="preserve">Senior Product Designer · Hybrid / Austin, TX</w:t>
       </w:r>
     </w:p>
     <w:p>
@@ -866,7 +866,7 @@
           <w:iCs/>
           <w:color w:val="555555"/>
         </w:rPr>
-        <w:t xml:space="preserve">Product UX/UI Design Lead · Front-End Developer · Austin, TX</w:t>
+        <w:t xml:space="preserve">Lead Product Designer · Front-End Developer · Austin, TX</w:t>
       </w:r>
     </w:p>
     <w:p>
@@ -1020,7 +1020,7 @@
           <w:iCs/>
           <w:color w:val="555555"/>
         </w:rPr>
-        <w:t xml:space="preserve">Product UX/UI Design Lead · Front-End Developer · Austin, TX</w:t>
+        <w:t xml:space="preserve">Lead Product Designer · Front-End Developer · Austin, TX</w:t>
       </w:r>
     </w:p>
     <w:p>
@@ -1174,7 +1174,7 @@
           <w:iCs/>
           <w:color w:val="555555"/>
         </w:rPr>
-        <w:t xml:space="preserve">Product UX/UI Design Lead · Austin, TX</w:t>
+        <w:t xml:space="preserve">Lead Product Designer · Austin, TX</w:t>
       </w:r>
     </w:p>
     <w:p>
@@ -1328,7 +1328,7 @@
           <w:iCs/>
           <w:color w:val="555555"/>
         </w:rPr>
-        <w:t xml:space="preserve">Co-Founder · Product UX/UI Design Lead · Austin, TX</w:t>
+        <w:t xml:space="preserve">Co-Founder · Lead Product Designer · Austin, TX</w:t>
       </w:r>
     </w:p>
     <w:p>

--- a/public/dave-keller-resume.docx
+++ b/public/dave-keller-resume.docx
@@ -140,7 +140,7 @@
               </w:rPr>
               <w:t xml:space="preserve">Portfolio: </w:t>
             </w:r>
-            <w:hyperlink w:history="1" r:id="rIdsetnnj8vrglkwwofknvv6">
+            <w:hyperlink w:history="1" r:id="rId6o14_dr6iyc53_wy3qhwe">
               <w:r>
                 <w:rPr>
                   <w:rFonts w:ascii="Arial" w:cs="Arial" w:eastAsia="Arial" w:hAnsi="Arial"/>
@@ -162,7 +162,7 @@
               </w:rPr>
               <w:t xml:space="preserve">  |  </w:t>
             </w:r>
-            <w:hyperlink w:history="1" r:id="rId5kq3pjxz8ltbqycfol3tb">
+            <w:hyperlink w:history="1" r:id="rIdr2y0jcdh6yt-l7yipvtix">
               <w:r>
                 <w:rPr>
                   <w:rFonts w:ascii="Arial" w:cs="Arial" w:eastAsia="Arial" w:hAnsi="Arial"/>
@@ -189,7 +189,7 @@
               </w:rPr>
               <w:t xml:space="preserve">512.595.6213  |  </w:t>
             </w:r>
-            <w:hyperlink w:history="1" r:id="rIddo0uoopxtx5qr9bxit8ub">
+            <w:hyperlink w:history="1" r:id="rIdwlvtxhsbnbnbjgc2xvtyk">
               <w:r>
                 <w:rPr>
                   <w:rFonts w:ascii="Arial" w:cs="Arial" w:eastAsia="Arial" w:hAnsi="Arial"/>
@@ -866,7 +866,7 @@
           <w:iCs/>
           <w:color w:val="555555"/>
         </w:rPr>
-        <w:t xml:space="preserve">Lead Product Designer · Front-End Developer · Austin, TX</w:t>
+        <w:t xml:space="preserve">Product Design Lead · Front-End Developer · Austin, TX</w:t>
       </w:r>
     </w:p>
     <w:p>
@@ -1020,7 +1020,7 @@
           <w:iCs/>
           <w:color w:val="555555"/>
         </w:rPr>
-        <w:t xml:space="preserve">Lead Product Designer · Front-End Developer · Austin, TX</w:t>
+        <w:t xml:space="preserve">Product Design Lead · Front-End Developer · Austin, TX</w:t>
       </w:r>
     </w:p>
     <w:p>
@@ -1174,7 +1174,7 @@
           <w:iCs/>
           <w:color w:val="555555"/>
         </w:rPr>
-        <w:t xml:space="preserve">Lead Product Designer · Austin, TX</w:t>
+        <w:t xml:space="preserve">Principal Product Designer · Austin, TX</w:t>
       </w:r>
     </w:p>
     <w:p>
@@ -1328,7 +1328,7 @@
           <w:iCs/>
           <w:color w:val="555555"/>
         </w:rPr>
-        <w:t xml:space="preserve">Co-Founder · Lead Product Designer · Austin, TX</w:t>
+        <w:t xml:space="preserve">Co-Founder · Product Design Lead · Austin, TX</w:t>
       </w:r>
     </w:p>
     <w:p>

--- a/public/dave-keller-resume.docx
+++ b/public/dave-keller-resume.docx
@@ -111,7 +111,7 @@
                 <w:sz w:val="21"/>
                 <w:szCs w:val="21"/>
               </w:rPr>
-              <w:t xml:space="preserve">principal product designer / design engineer</w:t>
+              <w:t xml:space="preserve">principal product designer &amp; design engineer</w:t>
             </w:r>
           </w:p>
         </w:tc>
@@ -140,7 +140,7 @@
               </w:rPr>
               <w:t xml:space="preserve">Portfolio: </w:t>
             </w:r>
-            <w:hyperlink w:history="1" r:id="rId6o14_dr6iyc53_wy3qhwe">
+            <w:hyperlink w:history="1" r:id="rId3zx6mzffi1wdgfjng6xtz">
               <w:r>
                 <w:rPr>
                   <w:rFonts w:ascii="Arial" w:cs="Arial" w:eastAsia="Arial" w:hAnsi="Arial"/>
@@ -162,7 +162,7 @@
               </w:rPr>
               <w:t xml:space="preserve">  |  </w:t>
             </w:r>
-            <w:hyperlink w:history="1" r:id="rIdr2y0jcdh6yt-l7yipvtix">
+            <w:hyperlink w:history="1" r:id="rIdq3etwfemmmsdytx6k10e1">
               <w:r>
                 <w:rPr>
                   <w:rFonts w:ascii="Arial" w:cs="Arial" w:eastAsia="Arial" w:hAnsi="Arial"/>
@@ -189,7 +189,7 @@
               </w:rPr>
               <w:t xml:space="preserve">512.595.6213  |  </w:t>
             </w:r>
-            <w:hyperlink w:history="1" r:id="rIdwlvtxhsbnbnbjgc2xvtyk">
+            <w:hyperlink w:history="1" r:id="rIdcvuv1i2jkoday8o2ookc0">
               <w:r>
                 <w:rPr>
                   <w:rFonts w:ascii="Arial" w:cs="Arial" w:eastAsia="Arial" w:hAnsi="Arial"/>
@@ -522,7 +522,7 @@
           <w:iCs/>
           <w:color w:val="555555"/>
         </w:rPr>
-        <w:t xml:space="preserve">Principal Product Designer / Design Engineer · Remote / Austin, TX</w:t>
+        <w:t xml:space="preserve">Principal Product Designer &amp; Design Engineer · Remote / Austin, TX</w:t>
       </w:r>
     </w:p>
     <w:p>
@@ -866,7 +866,7 @@
           <w:iCs/>
           <w:color w:val="555555"/>
         </w:rPr>
-        <w:t xml:space="preserve">Product Design Lead · Front-End Developer · Austin, TX</w:t>
+        <w:t xml:space="preserve">Lead Product Designer &amp; Front-End Developer · Austin, TX</w:t>
       </w:r>
     </w:p>
     <w:p>
@@ -1020,7 +1020,7 @@
           <w:iCs/>
           <w:color w:val="555555"/>
         </w:rPr>
-        <w:t xml:space="preserve">Product Design Lead · Front-End Developer · Austin, TX</w:t>
+        <w:t xml:space="preserve">Lead Product Designer &amp; Front-End Developer · Austin, TX</w:t>
       </w:r>
     </w:p>
     <w:p>
@@ -1328,7 +1328,7 @@
           <w:iCs/>
           <w:color w:val="555555"/>
         </w:rPr>
-        <w:t xml:space="preserve">Co-Founder · Product Design Lead · Austin, TX</w:t>
+        <w:t xml:space="preserve">Co-Founder &amp; Lead Product Designer · Austin, TX</w:t>
       </w:r>
     </w:p>
     <w:p>
@@ -1482,7 +1482,7 @@
           <w:iCs/>
           <w:color w:val="555555"/>
         </w:rPr>
-        <w:t xml:space="preserve">Co-Founder · Product Designer · Front-End Developer · Austin, TX</w:t>
+        <w:t xml:space="preserve">Co-Founder &amp; Product Designer · Austin, TX</w:t>
       </w:r>
     </w:p>
     <w:p>

--- a/public/dave-keller-resume.docx
+++ b/public/dave-keller-resume.docx
@@ -140,7 +140,7 @@
               </w:rPr>
               <w:t xml:space="preserve">Portfolio: </w:t>
             </w:r>
-            <w:hyperlink w:history="1" r:id="rId3zx6mzffi1wdgfjng6xtz">
+            <w:hyperlink w:history="1" r:id="rIdorz-hrhibk9wkhvhh8lcf">
               <w:r>
                 <w:rPr>
                   <w:rFonts w:ascii="Arial" w:cs="Arial" w:eastAsia="Arial" w:hAnsi="Arial"/>
@@ -162,7 +162,7 @@
               </w:rPr>
               <w:t xml:space="preserve">  |  </w:t>
             </w:r>
-            <w:hyperlink w:history="1" r:id="rIdq3etwfemmmsdytx6k10e1">
+            <w:hyperlink w:history="1" r:id="rId7fd-tpz2hsrlgjegc3nnq">
               <w:r>
                 <w:rPr>
                   <w:rFonts w:ascii="Arial" w:cs="Arial" w:eastAsia="Arial" w:hAnsi="Arial"/>
@@ -189,7 +189,7 @@
               </w:rPr>
               <w:t xml:space="preserve">512.595.6213  |  </w:t>
             </w:r>
-            <w:hyperlink w:history="1" r:id="rIdcvuv1i2jkoday8o2ookc0">
+            <w:hyperlink w:history="1" r:id="rIdwzvwh38hc7vjkoty859z8">
               <w:r>
                 <w:rPr>
                   <w:rFonts w:ascii="Arial" w:cs="Arial" w:eastAsia="Arial" w:hAnsi="Arial"/>
@@ -239,7 +239,7 @@
         <w:rPr>
           <w:rFonts w:ascii="Arial" w:cs="Arial" w:eastAsia="Arial" w:hAnsi="Arial"/>
         </w:rPr>
-        <w:t xml:space="preserve">15+ years leading design at early-stage startups. From 0 → 1 through 2.0 and GTM, across AI, data science, entertainment, messaging, ecommerce, and fintech.</w:t>
+        <w:t xml:space="preserve">15+ years leading design at early-stage startups — from 0 → 1 through 2.0 and GTM. Across AI, data science, entertainment, messaging, ecommerce, and fintech.</w:t>
       </w:r>
     </w:p>
     <w:p>
@@ -257,7 +257,7 @@
         <w:rPr>
           <w:rFonts w:ascii="Arial" w:cs="Arial" w:eastAsia="Arial" w:hAnsi="Arial"/>
         </w:rPr>
-        <w:t xml:space="preserve">A pixel-perfect designer who ships in code. Sweating the visual details — prototyping end-to-end flows and refining high-fidelity production UIs directly in the front-end.</w:t>
+        <w:t xml:space="preserve">A pixel-perfect designer who ships in code. Sweating the visual details — prototyping end-to-end flows and refining high-fidelity production UIs directly in front-end code.</w:t>
       </w:r>
     </w:p>
     <w:p>
@@ -275,7 +275,7 @@
         <w:rPr>
           <w:rFonts w:ascii="Arial" w:cs="Arial" w:eastAsia="Arial" w:hAnsi="Arial"/>
         </w:rPr>
-        <w:t xml:space="preserve">Design system architect and process builder. Architected multi-platform design systems. Built a process that organized a ~45-developer company into 4 cross-functional teams shipping on a steady cadence.</w:t>
+        <w:t xml:space="preserve">Design systems architect and process builder. Architected multi-platform design systems. Built a product process that organized a ~45-developer company into 4 cross-functional teams shipping on a steady cadence.</w:t>
       </w:r>
     </w:p>
     <w:p>
